--- a/DossierConception/DocumentSCRUM.docx
+++ b/DossierConception/DocumentSCRUM.docx
@@ -1,121 +1,61 @@
 
 <file path=word/document.xml><?xml version="1.0" encoding="utf-8"?>
-<w:document xmlns:mc="http://schemas.openxmlformats.org/markup-compatibility/2006" xmlns:o="urn:schemas-microsoft-com:office:office" xmlns:r="http://schemas.openxmlformats.org/officeDocument/2006/relationships" xmlns:m="http://schemas.openxmlformats.org/officeDocument/2006/math" xmlns:v="urn:schemas-microsoft-com:vml" xmlns:wp="http://schemas.openxmlformats.org/drawingml/2006/wordprocessingDrawing" xmlns:w10="urn:schemas-microsoft-com:office:word" xmlns:w="http://schemas.openxmlformats.org/wordprocessingml/2006/main" xmlns:wne="http://schemas.microsoft.com/office/word/2006/wordml" xmlns:sl="http://schemas.openxmlformats.org/schemaLibrary/2006/main" xmlns:a="http://schemas.openxmlformats.org/drawingml/2006/main" xmlns:pic="http://schemas.openxmlformats.org/drawingml/2006/picture" xmlns:c="http://schemas.openxmlformats.org/drawingml/2006/chart" xmlns:lc="http://schemas.openxmlformats.org/drawingml/2006/lockedCanvas" xmlns:dgm="http://schemas.openxmlformats.org/drawingml/2006/diagram" xmlns:wps="http://schemas.microsoft.com/office/word/2010/wordprocessingShape" xmlns:wpg="http://schemas.microsoft.com/office/word/2010/wordprocessingGroup" xmlns:w14="http://schemas.microsoft.com/office/word/2010/wordml" xmlns:w15="http://schemas.microsoft.com/office/word/2012/wordml" xmlns:w16="http://schemas.microsoft.com/office/word/2018/wordml" xmlns:w16cex="http://schemas.microsoft.com/office/word/2018/wordml/cex" xmlns:w16cid="http://schemas.microsoft.com/office/word/2016/wordml/cid" xmlns="http://schemas.microsoft.com/office/tasks/2019/documenttasks" xmlns:cr="http://schemas.microsoft.com/office/comments/2020/reactions">
+<w:document xmlns:wpc="http://schemas.microsoft.com/office/word/2010/wordprocessingCanvas" xmlns:cx="http://schemas.microsoft.com/office/drawing/2014/chartex" xmlns:cx1="http://schemas.microsoft.com/office/drawing/2015/9/8/chartex" xmlns:cx2="http://schemas.microsoft.com/office/drawing/2015/10/21/chartex" xmlns:cx3="http://schemas.microsoft.com/office/drawing/2016/5/9/chartex" xmlns:cx4="http://schemas.microsoft.com/office/drawing/2016/5/10/chartex" xmlns:cx5="http://schemas.microsoft.com/office/drawing/2016/5/11/chartex" xmlns:cx6="http://schemas.microsoft.com/office/drawing/2016/5/12/chartex" xmlns:cx7="http://schemas.microsoft.com/office/drawing/2016/5/13/chartex" xmlns:cx8="http://schemas.microsoft.com/office/drawing/2016/5/14/chartex" xmlns:mc="http://schemas.openxmlformats.org/markup-compatibility/2006" xmlns:aink="http://schemas.microsoft.com/office/drawing/2016/ink" xmlns:am3d="http://schemas.microsoft.com/office/drawing/2017/model3d" xmlns:o="urn:schemas-microsoft-com:office:office" xmlns:oel="http://schemas.microsoft.com/office/2019/extlst" xmlns:r="http://schemas.openxmlformats.org/officeDocument/2006/relationships" xmlns:m="http://schemas.openxmlformats.org/officeDocument/2006/math" xmlns:v="urn:schemas-microsoft-com:vml" xmlns:wp14="http://schemas.microsoft.com/office/word/2010/wordprocessingDrawing" xmlns:wp="http://schemas.openxmlformats.org/drawingml/2006/wordprocessingDrawing" xmlns:w10="urn:schemas-microsoft-com:office:word" xmlns:w="http://schemas.openxmlformats.org/wordprocessingml/2006/main" xmlns:w14="http://schemas.microsoft.com/office/word/2010/wordml" xmlns:w15="http://schemas.microsoft.com/office/word/2012/wordml" xmlns:w16cex="http://schemas.microsoft.com/office/word/2018/wordml/cex" xmlns:w16cid="http://schemas.microsoft.com/office/word/2016/wordml/cid" xmlns:w16="http://schemas.microsoft.com/office/word/2018/wordml" xmlns:w16du="http://schemas.microsoft.com/office/word/2023/wordml/word16du" xmlns:w16sdtdh="http://schemas.microsoft.com/office/word/2020/wordml/sdtdatahash" xmlns:w16sdtfl="http://schemas.microsoft.com/office/word/2024/wordml/sdtformatlock" xmlns:w16se="http://schemas.microsoft.com/office/word/2015/wordml/symex" xmlns:wpg="http://schemas.microsoft.com/office/word/2010/wordprocessingGroup" xmlns:wpi="http://schemas.microsoft.com/office/word/2010/wordprocessingInk" xmlns:wne="http://schemas.microsoft.com/office/word/2006/wordml" xmlns:wps="http://schemas.microsoft.com/office/word/2010/wordprocessingShape" mc:Ignorable="w14 w15 w16se w16cid w16 w16cex w16sdtdh w16sdtfl w16du wp14">
   <w:body>
     <w:p>
       <w:pPr>
-        <w:pStyle w:val="Title"/>
-        <w:rPr/>
-      </w:pPr>
-      <w:bookmarkStart w:colFirst="0" w:colLast="0" w:name="_icce8tcetjt6" w:id="0"/>
+        <w:pStyle w:val="Titre"/>
+      </w:pPr>
+      <w:bookmarkStart w:id="0" w:name="_icce8tcetjt6" w:colFirst="0" w:colLast="0"/>
       <w:bookmarkEnd w:id="0"/>
       <w:r>
-        <w:rPr>
-          <w:rtl w:val="0"/>
-        </w:rPr>
-        <w:t xml:space="preserve">Répartition des rôles</w:t>
-      </w:r>
-    </w:p>
-    <w:p>
-      <w:pPr>
-        <w:rPr/>
-      </w:pPr>
-      <w:r>
-        <w:rPr>
-          <w:rtl w:val="0"/>
-        </w:rPr>
-        <w:t xml:space="preserve">SCRUM Master: Rodolphe Brucker</w:t>
-      </w:r>
-    </w:p>
-    <w:p>
-      <w:pPr>
-        <w:rPr/>
-      </w:pPr>
-      <w:r>
-        <w:rPr>
-          <w:rtl w:val="0"/>
-        </w:rPr>
-        <w:t xml:space="preserve">Rédacteur compte rendu: Cyril Ugolini</w:t>
-      </w:r>
-    </w:p>
-    <w:p>
-      <w:pPr>
-        <w:rPr/>
-      </w:pPr>
-      <w:r>
-        <w:rPr>
-          <w:rtl w:val="0"/>
-        </w:rPr>
-        <w:t xml:space="preserve">Lead Test: Thomas Seiwert</w:t>
-      </w:r>
-    </w:p>
-    <w:p>
-      <w:pPr>
-        <w:rPr/>
-      </w:pPr>
-      <w:r>
-        <w:rPr>
-          <w:rtl w:val="0"/>
-        </w:rPr>
-        <w:t xml:space="preserve">Lead Dev: Cédric Didier</w:t>
-      </w:r>
-    </w:p>
-    <w:p>
-      <w:pPr>
-        <w:rPr/>
-      </w:pPr>
-      <w:r>
-        <w:rPr>
-          <w:rtl w:val="0"/>
-        </w:rPr>
-        <w:t xml:space="preserve">Dossier de déploiement: Rodolphe Brucker</w:t>
-      </w:r>
-    </w:p>
-    <w:p>
-      <w:pPr>
-        <w:rPr/>
-      </w:pPr>
-      <w:r>
-        <w:rPr>
-          <w:rtl w:val="0"/>
-        </w:rPr>
-      </w:r>
-    </w:p>
-    <w:p>
-      <w:pPr>
-        <w:pStyle w:val="Title"/>
-        <w:rPr/>
-      </w:pPr>
-      <w:bookmarkStart w:colFirst="0" w:colLast="0" w:name="_dop03bxbhpa8" w:id="1"/>
+        <w:t>Répartition des rôles</w:t>
+      </w:r>
+    </w:p>
+    <w:p>
+      <w:r>
+        <w:t>SCRUM Master: Rodolphe Brucker</w:t>
+      </w:r>
+    </w:p>
+    <w:p>
+      <w:r>
+        <w:t>Rédacteur compte rendu: Cyril Ugolini</w:t>
+      </w:r>
+    </w:p>
+    <w:p>
+      <w:r>
+        <w:t>Lead Test: Thomas Seiwert</w:t>
+      </w:r>
+    </w:p>
+    <w:p>
+      <w:r>
+        <w:t>Lead Dev: Cédric Didier</w:t>
+      </w:r>
+    </w:p>
+    <w:p>
+      <w:r>
+        <w:t>Dossier de déploiement: Rodolphe Brucker</w:t>
+      </w:r>
+    </w:p>
+    <w:p/>
+    <w:p>
+      <w:pPr>
+        <w:pStyle w:val="Titre"/>
+      </w:pPr>
+      <w:bookmarkStart w:id="1" w:name="_dop03bxbhpa8" w:colFirst="0" w:colLast="0"/>
       <w:bookmarkEnd w:id="1"/>
       <w:r>
-        <w:rPr>
-          <w:rtl w:val="0"/>
-        </w:rPr>
-        <w:t xml:space="preserve">Expression des besoins:</w:t>
-      </w:r>
-    </w:p>
-    <w:p>
-      <w:pPr>
-        <w:rPr/>
-      </w:pPr>
-      <w:r>
-        <w:rPr>
-          <w:rtl w:val="0"/>
-        </w:rPr>
-        <w:t xml:space="preserve">Gestion d’une association de musique pour gérer des étudiants, les instruments pratiqués, des profs des cours et des représentations.</w:t>
-      </w:r>
-    </w:p>
-    <w:p>
-      <w:pPr>
-        <w:ind w:left="0" w:firstLine="0"/>
-        <w:rPr/>
-      </w:pPr>
-      <w:r>
-        <w:rPr>
-          <w:rtl w:val="0"/>
-        </w:rPr>
-        <w:t xml:space="preserve">Liste des fonctionnalités:</w:t>
+        <w:t>Expression des besoins:</w:t>
+      </w:r>
+    </w:p>
+    <w:p>
+      <w:r>
+        <w:t>Gestion d’une association de musique pour gérer des étudiants, les instruments pratiqués, des profs des cours et des représentations.</w:t>
+      </w:r>
+    </w:p>
+    <w:p>
+      <w:r>
+        <w:t>Liste des fonctionnalités:</w:t>
       </w:r>
     </w:p>
     <w:p>
@@ -124,16 +64,9 @@
           <w:ilvl w:val="0"/>
           <w:numId w:val="1"/>
         </w:numPr>
-        <w:ind w:left="720" w:hanging="360"/>
-        <w:rPr>
-          <w:u w:val="none"/>
-        </w:rPr>
-      </w:pPr>
-      <w:r>
-        <w:rPr>
-          <w:rtl w:val="0"/>
-        </w:rPr>
-        <w:t xml:space="preserve">Gestion de membres.</w:t>
+      </w:pPr>
+      <w:r>
+        <w:t>Gestion de membres.</w:t>
       </w:r>
     </w:p>
     <w:p>
@@ -142,16 +75,9 @@
           <w:ilvl w:val="0"/>
           <w:numId w:val="1"/>
         </w:numPr>
-        <w:ind w:left="720" w:hanging="360"/>
-        <w:rPr>
-          <w:u w:val="none"/>
-        </w:rPr>
-      </w:pPr>
-      <w:r>
-        <w:rPr>
-          <w:rtl w:val="0"/>
-        </w:rPr>
-        <w:t xml:space="preserve">Gestion des instruments.</w:t>
+      </w:pPr>
+      <w:r>
+        <w:t>Gestion des instruments.</w:t>
       </w:r>
     </w:p>
     <w:p>
@@ -160,16 +86,9 @@
           <w:ilvl w:val="0"/>
           <w:numId w:val="1"/>
         </w:numPr>
-        <w:ind w:left="720" w:hanging="360"/>
-        <w:rPr>
-          <w:u w:val="none"/>
-        </w:rPr>
-      </w:pPr>
-      <w:r>
-        <w:rPr>
-          <w:rtl w:val="0"/>
-        </w:rPr>
-        <w:t xml:space="preserve">Visualisation des membres.</w:t>
+      </w:pPr>
+      <w:r>
+        <w:t>Visualisation des membres.</w:t>
       </w:r>
     </w:p>
     <w:p>
@@ -178,16 +97,9 @@
           <w:ilvl w:val="0"/>
           <w:numId w:val="1"/>
         </w:numPr>
-        <w:ind w:left="720" w:hanging="360"/>
-        <w:rPr>
-          <w:u w:val="none"/>
-        </w:rPr>
-      </w:pPr>
-      <w:r>
-        <w:rPr>
-          <w:rtl w:val="0"/>
-        </w:rPr>
-        <w:t xml:space="preserve">Visualisation des instruments.</w:t>
+      </w:pPr>
+      <w:r>
+        <w:t>Visualisation des instruments.</w:t>
       </w:r>
     </w:p>
     <w:p>
@@ -196,16 +108,9 @@
           <w:ilvl w:val="0"/>
           <w:numId w:val="1"/>
         </w:numPr>
-        <w:ind w:left="720" w:hanging="360"/>
-        <w:rPr>
-          <w:u w:val="none"/>
-        </w:rPr>
-      </w:pPr>
-      <w:r>
-        <w:rPr>
-          <w:rtl w:val="0"/>
-        </w:rPr>
-        <w:t xml:space="preserve">Visualisation des cours.</w:t>
+      </w:pPr>
+      <w:r>
+        <w:t>Visualisation des cours.</w:t>
       </w:r>
     </w:p>
     <w:p>
@@ -214,16 +119,9 @@
           <w:ilvl w:val="0"/>
           <w:numId w:val="1"/>
         </w:numPr>
-        <w:ind w:left="720" w:hanging="360"/>
-        <w:rPr>
-          <w:u w:val="none"/>
-        </w:rPr>
-      </w:pPr>
-      <w:r>
-        <w:rPr>
-          <w:rtl w:val="0"/>
-        </w:rPr>
-        <w:t xml:space="preserve">Visualisation des représentations.</w:t>
+      </w:pPr>
+      <w:r>
+        <w:t>Visualisation des représentations.</w:t>
       </w:r>
     </w:p>
     <w:p>
@@ -232,16 +130,9 @@
           <w:ilvl w:val="0"/>
           <w:numId w:val="1"/>
         </w:numPr>
-        <w:ind w:left="720" w:hanging="360"/>
-        <w:rPr>
-          <w:u w:val="none"/>
-        </w:rPr>
-      </w:pPr>
-      <w:r>
-        <w:rPr>
-          <w:rtl w:val="0"/>
-        </w:rPr>
-        <w:t xml:space="preserve">Organisation de cours de musique.</w:t>
+      </w:pPr>
+      <w:r>
+        <w:t>Organisation de cours de musique.</w:t>
       </w:r>
     </w:p>
     <w:p>
@@ -250,28 +141,14 @@
           <w:ilvl w:val="0"/>
           <w:numId w:val="1"/>
         </w:numPr>
-        <w:ind w:left="720" w:hanging="360"/>
-        <w:rPr>
-          <w:u w:val="none"/>
-        </w:rPr>
-      </w:pPr>
-      <w:r>
-        <w:rPr>
-          <w:rtl w:val="0"/>
-        </w:rPr>
-        <w:t xml:space="preserve">Organisation de représentations.</w:t>
-      </w:r>
-    </w:p>
-    <w:p>
-      <w:pPr>
-        <w:ind w:left="0" w:firstLine="0"/>
-        <w:rPr/>
-      </w:pPr>
-      <w:r>
-        <w:rPr>
-          <w:rtl w:val="0"/>
-        </w:rPr>
-        <w:t xml:space="preserve">Règles de gestion:</w:t>
+      </w:pPr>
+      <w:r>
+        <w:t>Organisation de représentations.</w:t>
+      </w:r>
+    </w:p>
+    <w:p>
+      <w:r>
+        <w:t>Règles de gestion:</w:t>
       </w:r>
     </w:p>
     <w:p>
@@ -280,16 +157,9 @@
           <w:ilvl w:val="0"/>
           <w:numId w:val="5"/>
         </w:numPr>
-        <w:ind w:left="720" w:hanging="360"/>
-        <w:rPr>
-          <w:u w:val="none"/>
-        </w:rPr>
-      </w:pPr>
-      <w:r>
-        <w:rPr>
-          <w:rtl w:val="0"/>
-        </w:rPr>
-        <w:t xml:space="preserve">Un membre peut pratiquer un ou plusieurs instruments.</w:t>
+      </w:pPr>
+      <w:r>
+        <w:t>Un membre peut pratiquer un ou plusieurs instruments.</w:t>
       </w:r>
     </w:p>
     <w:p>
@@ -298,16 +168,9 @@
           <w:ilvl w:val="0"/>
           <w:numId w:val="5"/>
         </w:numPr>
-        <w:ind w:left="720" w:hanging="360"/>
-        <w:rPr>
-          <w:u w:val="none"/>
-        </w:rPr>
-      </w:pPr>
-      <w:r>
-        <w:rPr>
-          <w:rtl w:val="0"/>
-        </w:rPr>
-        <w:t xml:space="preserve">Un membre peut enseigner un ou plusieurs instruments.</w:t>
+      </w:pPr>
+      <w:r>
+        <w:t>Un membre peut enseigner un ou plusieurs instruments.</w:t>
       </w:r>
     </w:p>
     <w:p>
@@ -316,13 +179,9 @@
           <w:ilvl w:val="0"/>
           <w:numId w:val="5"/>
         </w:numPr>
-        <w:ind w:left="720" w:hanging="360"/>
-      </w:pPr>
-      <w:r>
-        <w:rPr>
-          <w:rtl w:val="0"/>
-        </w:rPr>
-        <w:t xml:space="preserve">Un membre peut apprendre à jouer d’un ou plusieurs instruments.</w:t>
+      </w:pPr>
+      <w:r>
+        <w:t>Un membre peut apprendre à jouer d’un ou plusieurs instruments.</w:t>
       </w:r>
     </w:p>
     <w:p>
@@ -331,16 +190,9 @@
           <w:ilvl w:val="0"/>
           <w:numId w:val="5"/>
         </w:numPr>
-        <w:ind w:left="720" w:hanging="360"/>
-        <w:rPr>
-          <w:u w:val="none"/>
-        </w:rPr>
-      </w:pPr>
-      <w:r>
-        <w:rPr>
-          <w:rtl w:val="0"/>
-        </w:rPr>
-        <w:t xml:space="preserve">Un cours n’est organisé que par un seul prof, pour un seul instrument, pour une quinzaine d’apprenants maximum à une date future donnée.</w:t>
+      </w:pPr>
+      <w:r>
+        <w:t>Un cours n’est organisé que par un seul prof, pour un seul instrument, pour une quinzaine d’apprenants maximum à une date future donnée.</w:t>
       </w:r>
     </w:p>
     <w:p>
@@ -349,16 +201,9 @@
           <w:ilvl w:val="0"/>
           <w:numId w:val="5"/>
         </w:numPr>
-        <w:ind w:left="720" w:hanging="360"/>
-        <w:rPr>
-          <w:u w:val="none"/>
-        </w:rPr>
-      </w:pPr>
-      <w:r>
-        <w:rPr>
-          <w:rtl w:val="0"/>
-        </w:rPr>
-        <w:t xml:space="preserve">Une représentation a lieu à une date future donnée, dans un lieu donné, avec des membres participants, avec un ou plusieurs instruments joués.</w:t>
+      </w:pPr>
+      <w:r>
+        <w:t>Une représentation a lieu à une date future donnée, dans un lieu donné, avec des membres participants, avec un ou plusieurs instruments joués.</w:t>
       </w:r>
     </w:p>
     <w:p>
@@ -367,51 +212,25 @@
           <w:ilvl w:val="0"/>
           <w:numId w:val="5"/>
         </w:numPr>
-        <w:ind w:left="720" w:hanging="360"/>
-        <w:rPr>
-          <w:u w:val="none"/>
-        </w:rPr>
-      </w:pPr>
-      <w:r>
-        <w:rPr>
-          <w:rtl w:val="0"/>
-        </w:rPr>
-        <w:t xml:space="preserve">Une représentation peut-être périodique.</w:t>
-      </w:r>
-    </w:p>
-    <w:p>
-      <w:pPr>
-        <w:rPr/>
-      </w:pPr>
-      <w:r>
-        <w:rPr>
-          <w:rtl w:val="0"/>
-        </w:rPr>
-      </w:r>
-    </w:p>
-    <w:p>
-      <w:pPr>
-        <w:pStyle w:val="Title"/>
-        <w:rPr/>
-      </w:pPr>
-      <w:bookmarkStart w:colFirst="0" w:colLast="0" w:name="_3k9b5ogrzo77" w:id="2"/>
+      </w:pPr>
+      <w:r>
+        <w:t>Une représentation peut-être périodique.</w:t>
+      </w:r>
+    </w:p>
+    <w:p/>
+    <w:p>
+      <w:pPr>
+        <w:pStyle w:val="Titre"/>
+      </w:pPr>
+      <w:bookmarkStart w:id="2" w:name="_3k9b5ogrzo77" w:colFirst="0" w:colLast="0"/>
       <w:bookmarkEnd w:id="2"/>
       <w:r>
-        <w:rPr>
-          <w:rtl w:val="0"/>
-        </w:rPr>
-        <w:t xml:space="preserve">Environnement technique:</w:t>
-      </w:r>
-    </w:p>
-    <w:p>
-      <w:pPr>
-        <w:rPr/>
-      </w:pPr>
-      <w:r>
-        <w:rPr>
-          <w:rtl w:val="0"/>
-        </w:rPr>
-        <w:t xml:space="preserve">Architecture: MVC (Modèle Vue Contrôleur côté Web) et Web Service (côté API)</w:t>
+        <w:t>Environnement technique:</w:t>
+      </w:r>
+    </w:p>
+    <w:p>
+      <w:r>
+        <w:t>Architecture: MVC (Modèle Vue Contrôleur côté Web) et Web Service (côté API)</w:t>
       </w:r>
     </w:p>
     <w:p>
@@ -420,16 +239,9 @@
           <w:ilvl w:val="0"/>
           <w:numId w:val="6"/>
         </w:numPr>
-        <w:ind w:left="720" w:hanging="360"/>
-        <w:rPr>
-          <w:u w:val="none"/>
-        </w:rPr>
-      </w:pPr>
-      <w:r>
-        <w:rPr>
-          <w:rtl w:val="0"/>
-        </w:rPr>
-        <w:t xml:space="preserve">Back:</w:t>
+      </w:pPr>
+      <w:r>
+        <w:t>Back:</w:t>
       </w:r>
     </w:p>
     <w:p>
@@ -438,16 +250,9 @@
           <w:ilvl w:val="1"/>
           <w:numId w:val="6"/>
         </w:numPr>
-        <w:ind w:left="1440" w:hanging="360"/>
-        <w:rPr>
-          <w:u w:val="none"/>
-        </w:rPr>
-      </w:pPr>
-      <w:r>
-        <w:rPr>
-          <w:rtl w:val="0"/>
-        </w:rPr>
-        <w:t xml:space="preserve">Java 25</w:t>
+      </w:pPr>
+      <w:r>
+        <w:t>Java 25</w:t>
       </w:r>
     </w:p>
     <w:p>
@@ -456,13 +261,9 @@
           <w:ilvl w:val="1"/>
           <w:numId w:val="6"/>
         </w:numPr>
-        <w:ind w:left="1440" w:hanging="360"/>
-      </w:pPr>
-      <w:r>
-        <w:rPr>
-          <w:rtl w:val="0"/>
-        </w:rPr>
-        <w:t xml:space="preserve">Spring Boot</w:t>
+      </w:pPr>
+      <w:r>
+        <w:t>Spring Boot</w:t>
       </w:r>
     </w:p>
     <w:p>
@@ -471,16 +272,9 @@
           <w:ilvl w:val="1"/>
           <w:numId w:val="6"/>
         </w:numPr>
-        <w:ind w:left="1440" w:hanging="360"/>
-        <w:rPr>
-          <w:u w:val="none"/>
-        </w:rPr>
-      </w:pPr>
-      <w:r>
-        <w:rPr>
-          <w:rtl w:val="0"/>
-        </w:rPr>
-        <w:t xml:space="preserve">Selenium</w:t>
+      </w:pPr>
+      <w:r>
+        <w:t>Selenium</w:t>
       </w:r>
     </w:p>
     <w:p>
@@ -489,13 +283,9 @@
           <w:ilvl w:val="1"/>
           <w:numId w:val="6"/>
         </w:numPr>
-        <w:ind w:left="1440" w:hanging="360"/>
-      </w:pPr>
-      <w:r>
-        <w:rPr>
-          <w:rtl w:val="0"/>
-        </w:rPr>
-        <w:t xml:space="preserve">MySQL 8.4</w:t>
+      </w:pPr>
+      <w:r>
+        <w:t>MySQL 8.4</w:t>
       </w:r>
     </w:p>
     <w:p>
@@ -504,13 +294,9 @@
           <w:ilvl w:val="1"/>
           <w:numId w:val="6"/>
         </w:numPr>
-        <w:ind w:left="1440" w:hanging="360"/>
-      </w:pPr>
-      <w:r>
-        <w:rPr>
-          <w:rtl w:val="0"/>
-        </w:rPr>
-        <w:t xml:space="preserve">Hibernate</w:t>
+      </w:pPr>
+      <w:r>
+        <w:t>Hibernate</w:t>
       </w:r>
     </w:p>
     <w:p>
@@ -519,16 +305,9 @@
           <w:ilvl w:val="1"/>
           <w:numId w:val="6"/>
         </w:numPr>
-        <w:ind w:left="1440" w:hanging="360"/>
-        <w:rPr>
-          <w:u w:val="none"/>
-        </w:rPr>
-      </w:pPr>
-      <w:r>
-        <w:rPr>
-          <w:rtl w:val="0"/>
-        </w:rPr>
-        <w:t xml:space="preserve">Maven</w:t>
+      </w:pPr>
+      <w:r>
+        <w:t>Maven</w:t>
       </w:r>
     </w:p>
     <w:p>
@@ -537,16 +316,9 @@
           <w:ilvl w:val="0"/>
           <w:numId w:val="6"/>
         </w:numPr>
-        <w:ind w:left="720" w:hanging="360"/>
-        <w:rPr>
-          <w:u w:val="none"/>
-        </w:rPr>
-      </w:pPr>
-      <w:r>
-        <w:rPr>
-          <w:rtl w:val="0"/>
-        </w:rPr>
-        <w:t xml:space="preserve">Front:</w:t>
+      </w:pPr>
+      <w:r>
+        <w:t>Front:</w:t>
       </w:r>
     </w:p>
     <w:p>
@@ -555,16 +327,9 @@
           <w:ilvl w:val="1"/>
           <w:numId w:val="6"/>
         </w:numPr>
-        <w:ind w:left="1440" w:hanging="360"/>
-        <w:rPr>
-          <w:u w:val="none"/>
-        </w:rPr>
-      </w:pPr>
-      <w:r>
-        <w:rPr>
-          <w:rtl w:val="0"/>
-        </w:rPr>
-        <w:t xml:space="preserve">HTML5</w:t>
+      </w:pPr>
+      <w:r>
+        <w:t>HTML5</w:t>
       </w:r>
     </w:p>
     <w:p>
@@ -573,16 +338,9 @@
           <w:ilvl w:val="1"/>
           <w:numId w:val="6"/>
         </w:numPr>
-        <w:ind w:left="1440" w:hanging="360"/>
-        <w:rPr>
-          <w:u w:val="none"/>
-        </w:rPr>
-      </w:pPr>
-      <w:r>
-        <w:rPr>
-          <w:rtl w:val="0"/>
-        </w:rPr>
-        <w:t xml:space="preserve">CSS3</w:t>
+      </w:pPr>
+      <w:r>
+        <w:t>CSS3</w:t>
       </w:r>
     </w:p>
     <w:p>
@@ -591,16 +349,9 @@
           <w:ilvl w:val="1"/>
           <w:numId w:val="6"/>
         </w:numPr>
-        <w:ind w:left="1440" w:hanging="360"/>
-        <w:rPr>
-          <w:u w:val="none"/>
-        </w:rPr>
-      </w:pPr>
-      <w:r>
-        <w:rPr>
-          <w:rtl w:val="0"/>
-        </w:rPr>
-        <w:t xml:space="preserve">JavaScript</w:t>
+      </w:pPr>
+      <w:r>
+        <w:t>JavaScript</w:t>
       </w:r>
     </w:p>
     <w:p>
@@ -609,16 +360,9 @@
           <w:ilvl w:val="1"/>
           <w:numId w:val="6"/>
         </w:numPr>
-        <w:ind w:left="1440" w:hanging="360"/>
-        <w:rPr>
-          <w:u w:val="none"/>
-        </w:rPr>
-      </w:pPr>
-      <w:r>
-        <w:rPr>
-          <w:rtl w:val="0"/>
-        </w:rPr>
-        <w:t xml:space="preserve">BootStrap 5.3.8</w:t>
+      </w:pPr>
+      <w:r>
+        <w:t>BootStrap 5.3.8</w:t>
       </w:r>
     </w:p>
     <w:p>
@@ -627,16 +371,10 @@
           <w:ilvl w:val="1"/>
           <w:numId w:val="6"/>
         </w:numPr>
-        <w:ind w:left="1440" w:hanging="360"/>
-        <w:rPr>
-          <w:u w:val="none"/>
-        </w:rPr>
-      </w:pPr>
-      <w:r>
-        <w:rPr>
-          <w:rtl w:val="0"/>
-        </w:rPr>
-        <w:t xml:space="preserve">NPM</w:t>
+      </w:pPr>
+      <w:r>
+        <w:lastRenderedPageBreak/>
+        <w:t>NPM</w:t>
       </w:r>
     </w:p>
     <w:p>
@@ -645,16 +383,9 @@
           <w:ilvl w:val="0"/>
           <w:numId w:val="6"/>
         </w:numPr>
-        <w:ind w:left="720" w:hanging="360"/>
-        <w:rPr>
-          <w:u w:val="none"/>
-        </w:rPr>
-      </w:pPr>
-      <w:r>
-        <w:rPr>
-          <w:rtl w:val="0"/>
-        </w:rPr>
-        <w:t xml:space="preserve">Outils:</w:t>
+      </w:pPr>
+      <w:r>
+        <w:t>Outils:</w:t>
       </w:r>
     </w:p>
     <w:p>
@@ -663,16 +394,9 @@
           <w:ilvl w:val="1"/>
           <w:numId w:val="6"/>
         </w:numPr>
-        <w:ind w:left="1440" w:hanging="360"/>
-        <w:rPr>
-          <w:u w:val="none"/>
-        </w:rPr>
-      </w:pPr>
-      <w:r>
-        <w:rPr>
-          <w:rtl w:val="0"/>
-        </w:rPr>
-        <w:t xml:space="preserve">Intellij</w:t>
+      </w:pPr>
+      <w:r>
+        <w:t>Intellij</w:t>
       </w:r>
     </w:p>
     <w:p>
@@ -681,105 +405,46 @@
           <w:ilvl w:val="1"/>
           <w:numId w:val="6"/>
         </w:numPr>
-        <w:ind w:left="1440" w:hanging="360"/>
-        <w:rPr>
-          <w:u w:val="none"/>
-        </w:rPr>
-      </w:pPr>
-      <w:r>
-        <w:rPr>
-          <w:rtl w:val="0"/>
-        </w:rPr>
-        <w:t xml:space="preserve">WampServer</w:t>
-      </w:r>
-    </w:p>
-    <w:p>
-      <w:pPr>
-        <w:rPr/>
-      </w:pPr>
-      <w:r>
-        <w:rPr>
-          <w:rtl w:val="0"/>
-        </w:rPr>
-      </w:r>
-    </w:p>
-    <w:p>
-      <w:pPr>
-        <w:rPr/>
-      </w:pPr>
-      <w:r>
-        <w:rPr>
-          <w:rtl w:val="0"/>
-        </w:rPr>
-      </w:r>
-    </w:p>
-    <w:p>
-      <w:pPr>
-        <w:pStyle w:val="Title"/>
-        <w:rPr/>
-      </w:pPr>
-      <w:bookmarkStart w:colFirst="0" w:colLast="0" w:name="_inrl69sy7api" w:id="3"/>
+      </w:pPr>
+      <w:r>
+        <w:t>WampServer</w:t>
+      </w:r>
+    </w:p>
+    <w:p/>
+    <w:p/>
+    <w:p>
+      <w:pPr>
+        <w:pStyle w:val="Titre"/>
+      </w:pPr>
+      <w:bookmarkStart w:id="3" w:name="_inrl69sy7api" w:colFirst="0" w:colLast="0"/>
       <w:bookmarkEnd w:id="3"/>
       <w:r>
-        <w:rPr>
-          <w:rtl w:val="0"/>
-        </w:rPr>
-        <w:t xml:space="preserve">Standards de qualités:</w:t>
-      </w:r>
-    </w:p>
-    <w:p>
-      <w:pPr>
-        <w:rPr/>
-      </w:pPr>
-      <w:r>
-        <w:rPr>
-          <w:rtl w:val="0"/>
-        </w:rPr>
-        <w:t xml:space="preserve">Langue de programmation: Français</w:t>
-      </w:r>
-    </w:p>
-    <w:p>
-      <w:pPr>
-        <w:rPr/>
-      </w:pPr>
-      <w:r>
-        <w:rPr>
-          <w:rtl w:val="0"/>
-        </w:rPr>
-        <w:t xml:space="preserve">Langue des packages: Anglais</w:t>
-      </w:r>
-    </w:p>
-    <w:p>
-      <w:pPr>
-        <w:rPr/>
-      </w:pPr>
-      <w:r>
-        <w:rPr>
-          <w:rtl w:val="0"/>
-        </w:rPr>
-        <w:t xml:space="preserve">GroupID: fr.afpa.cda19</w:t>
-      </w:r>
-    </w:p>
-    <w:p>
-      <w:pPr>
-        <w:rPr/>
-      </w:pPr>
-      <w:r>
-        <w:rPr>
-          <w:rtl w:val="0"/>
-        </w:rPr>
-        <w:t xml:space="preserve">ArtefactID: harmoGestion</w:t>
-      </w:r>
-    </w:p>
-    <w:p>
-      <w:pPr>
-        <w:rPr/>
-      </w:pPr>
-      <w:r>
-        <w:rPr>
-          <w:rtl w:val="0"/>
-        </w:rPr>
-        <w:t xml:space="preserve">Conventions de nommage:</w:t>
+        <w:t>Standards de qualités:</w:t>
+      </w:r>
+    </w:p>
+    <w:p>
+      <w:r>
+        <w:t>Langue de programmation: Français</w:t>
+      </w:r>
+    </w:p>
+    <w:p>
+      <w:r>
+        <w:t>Langue des packages: Anglais</w:t>
+      </w:r>
+    </w:p>
+    <w:p>
+      <w:r>
+        <w:t>GroupID: fr.afpa.cda19</w:t>
+      </w:r>
+    </w:p>
+    <w:p>
+      <w:r>
+        <w:t>ArtefactID: harmoGestion</w:t>
+      </w:r>
+    </w:p>
+    <w:p>
+      <w:r>
+        <w:t>Conventions de nommage:</w:t>
       </w:r>
     </w:p>
     <w:p>
@@ -788,16 +453,9 @@
           <w:ilvl w:val="0"/>
           <w:numId w:val="4"/>
         </w:numPr>
-        <w:ind w:left="720" w:hanging="360"/>
-        <w:rPr>
-          <w:u w:val="none"/>
-        </w:rPr>
-      </w:pPr>
-      <w:r>
-        <w:rPr>
-          <w:rtl w:val="0"/>
-        </w:rPr>
-        <w:t xml:space="preserve">Tables SQL: PascalCase</w:t>
+      </w:pPr>
+      <w:r>
+        <w:t>Tables SQL: PascalCase</w:t>
       </w:r>
     </w:p>
     <w:p>
@@ -806,16 +464,9 @@
           <w:ilvl w:val="0"/>
           <w:numId w:val="4"/>
         </w:numPr>
-        <w:ind w:left="720" w:hanging="360"/>
-        <w:rPr>
-          <w:u w:val="none"/>
-        </w:rPr>
-      </w:pPr>
-      <w:r>
-        <w:rPr>
-          <w:rtl w:val="0"/>
-        </w:rPr>
-        <w:t xml:space="preserve">Colonnes SQL: camelCase (suffixée par le nom de la table)</w:t>
+      </w:pPr>
+      <w:r>
+        <w:t>Colonnes SQL: camelCase (suffixée par le nom de la table)</w:t>
       </w:r>
     </w:p>
     <w:p>
@@ -824,16 +475,9 @@
           <w:ilvl w:val="0"/>
           <w:numId w:val="4"/>
         </w:numPr>
-        <w:ind w:left="720" w:hanging="360"/>
-        <w:rPr>
-          <w:u w:val="none"/>
-        </w:rPr>
-      </w:pPr>
-      <w:r>
-        <w:rPr>
-          <w:rtl w:val="0"/>
-        </w:rPr>
-        <w:t xml:space="preserve">Classes: PascalCase</w:t>
+      </w:pPr>
+      <w:r>
+        <w:t>Classes: PascalCase</w:t>
       </w:r>
     </w:p>
     <w:p>
@@ -842,16 +486,9 @@
           <w:ilvl w:val="0"/>
           <w:numId w:val="4"/>
         </w:numPr>
-        <w:ind w:left="720" w:hanging="360"/>
-        <w:rPr>
-          <w:u w:val="none"/>
-        </w:rPr>
-      </w:pPr>
-      <w:r>
-        <w:rPr>
-          <w:rtl w:val="0"/>
-        </w:rPr>
-        <w:t xml:space="preserve">Méthodes: camelCase</w:t>
+      </w:pPr>
+      <w:r>
+        <w:t>Méthodes: camelCase</w:t>
       </w:r>
     </w:p>
     <w:p>
@@ -860,16 +497,9 @@
           <w:ilvl w:val="0"/>
           <w:numId w:val="4"/>
         </w:numPr>
-        <w:ind w:left="720" w:hanging="360"/>
-        <w:rPr>
-          <w:u w:val="none"/>
-        </w:rPr>
-      </w:pPr>
-      <w:r>
-        <w:rPr>
-          <w:rtl w:val="0"/>
-        </w:rPr>
-        <w:t xml:space="preserve">Attributs: camelCase</w:t>
+      </w:pPr>
+      <w:r>
+        <w:t>Attributs: camelCase</w:t>
       </w:r>
     </w:p>
     <w:p>
@@ -878,16 +508,9 @@
           <w:ilvl w:val="0"/>
           <w:numId w:val="4"/>
         </w:numPr>
-        <w:ind w:left="720" w:hanging="360"/>
-        <w:rPr>
-          <w:u w:val="none"/>
-        </w:rPr>
-      </w:pPr>
-      <w:r>
-        <w:rPr>
-          <w:rtl w:val="0"/>
-        </w:rPr>
-        <w:t xml:space="preserve">Constantes: UPPER_CASE</w:t>
+      </w:pPr>
+      <w:r>
+        <w:t>Constantes: UPPER_CASE</w:t>
       </w:r>
     </w:p>
     <w:p>
@@ -896,16 +519,9 @@
           <w:ilvl w:val="0"/>
           <w:numId w:val="4"/>
         </w:numPr>
-        <w:ind w:left="720" w:hanging="360"/>
-        <w:rPr>
-          <w:u w:val="none"/>
-        </w:rPr>
-      </w:pPr>
-      <w:r>
-        <w:rPr>
-          <w:rtl w:val="0"/>
-        </w:rPr>
-        <w:t xml:space="preserve">Interfaces: PascalCase (préfixée par un I)</w:t>
+      </w:pPr>
+      <w:r>
+        <w:t>Interfaces: PascalCase (préfixée par un I)</w:t>
       </w:r>
     </w:p>
     <w:p>
@@ -914,16 +530,9 @@
           <w:ilvl w:val="0"/>
           <w:numId w:val="4"/>
         </w:numPr>
-        <w:ind w:left="720" w:hanging="360"/>
-        <w:rPr>
-          <w:u w:val="none"/>
-        </w:rPr>
-      </w:pPr>
-      <w:r>
-        <w:rPr>
-          <w:rtl w:val="0"/>
-        </w:rPr>
-        <w:t xml:space="preserve">Packages: snakecase</w:t>
+      </w:pPr>
+      <w:r>
+        <w:t>Packages: snakecase</w:t>
       </w:r>
     </w:p>
     <w:p>
@@ -932,93 +541,44 @@
           <w:ilvl w:val="0"/>
           <w:numId w:val="4"/>
         </w:numPr>
-        <w:ind w:left="720" w:hanging="360"/>
-        <w:rPr>
-          <w:u w:val="none"/>
-        </w:rPr>
-      </w:pPr>
-      <w:r>
-        <w:rPr>
-          <w:rtl w:val="0"/>
-        </w:rPr>
-        <w:t xml:space="preserve">Exception: PascalCase (suffixée par Exception)</w:t>
-      </w:r>
-    </w:p>
-    <w:p>
-      <w:pPr>
-        <w:rPr/>
-      </w:pPr>
-      <w:r>
-        <w:rPr>
-          <w:rtl w:val="0"/>
-        </w:rPr>
-        <w:t xml:space="preserve">Conformité à SonarQube.</w:t>
-      </w:r>
-    </w:p>
-    <w:p>
-      <w:pPr>
-        <w:rPr/>
-      </w:pPr>
-      <w:r>
-        <w:rPr>
-          <w:rtl w:val="0"/>
-        </w:rPr>
-        <w:t xml:space="preserve">Commentaires JavaDoc (inclut le package-info dans chaque package).</w:t>
-      </w:r>
-    </w:p>
-    <w:p>
-      <w:pPr>
-        <w:rPr/>
-      </w:pPr>
-      <w:r>
-        <w:rPr>
-          <w:rtl w:val="0"/>
-        </w:rPr>
-        <w:t xml:space="preserve">Non-redondance de code.</w:t>
-      </w:r>
-    </w:p>
-    <w:p>
-      <w:pPr>
-        <w:rPr/>
-      </w:pPr>
-      <w:r>
-        <w:rPr>
-          <w:rtl w:val="0"/>
-        </w:rPr>
-        <w:t xml:space="preserve">Keep It Simple Stupid (au maximum).</w:t>
-      </w:r>
-    </w:p>
-    <w:p>
-      <w:pPr>
-        <w:rPr/>
-      </w:pPr>
-      <w:r>
-        <w:rPr>
-          <w:rtl w:val="0"/>
-        </w:rPr>
-        <w:t xml:space="preserve">Tests unitaires Mock.</w:t>
-      </w:r>
-    </w:p>
-    <w:p>
-      <w:pPr>
-        <w:rPr/>
-      </w:pPr>
-      <w:r>
-        <w:rPr>
-          <w:rtl w:val="0"/>
-        </w:rPr>
-        <w:t xml:space="preserve">Tests bout en bout Selenium.</w:t>
-      </w:r>
-    </w:p>
-    <w:p>
-      <w:pPr>
-        <w:rPr/>
-      </w:pPr>
-      <w:r>
-        <w:rPr>
-          <w:rtl w:val="0"/>
-        </w:rPr>
-        <w:t xml:space="preserve">Nom des packages:</w:t>
+      </w:pPr>
+      <w:r>
+        <w:t>Exception: PascalCase (suffixée par Exception)</w:t>
+      </w:r>
+    </w:p>
+    <w:p>
+      <w:r>
+        <w:t>Conformité à SonarQube.</w:t>
+      </w:r>
+    </w:p>
+    <w:p>
+      <w:r>
+        <w:t>Commentaires JavaDoc (inclut le package-info dans chaque package).</w:t>
+      </w:r>
+    </w:p>
+    <w:p>
+      <w:r>
+        <w:t>Non-redondance de code.</w:t>
+      </w:r>
+    </w:p>
+    <w:p>
+      <w:r>
+        <w:t>Keep It Simple Stupid (au maximum).</w:t>
+      </w:r>
+    </w:p>
+    <w:p>
+      <w:r>
+        <w:t>Tests unitaires Mock.</w:t>
+      </w:r>
+    </w:p>
+    <w:p>
+      <w:r>
+        <w:t>Tests bout en bout Selenium.</w:t>
+      </w:r>
+    </w:p>
+    <w:p>
+      <w:r>
+        <w:t>Nom des packages:</w:t>
       </w:r>
     </w:p>
     <w:p>
@@ -1027,16 +587,9 @@
           <w:ilvl w:val="0"/>
           <w:numId w:val="7"/>
         </w:numPr>
-        <w:ind w:left="720" w:hanging="360"/>
-        <w:rPr>
-          <w:u w:val="none"/>
-        </w:rPr>
-      </w:pPr>
-      <w:r>
-        <w:rPr>
-          <w:rtl w:val="0"/>
-        </w:rPr>
-        <w:t xml:space="preserve">Classes métiers: models</w:t>
+      </w:pPr>
+      <w:r>
+        <w:t>Classes métiers: models</w:t>
       </w:r>
     </w:p>
     <w:p>
@@ -1045,16 +598,9 @@
           <w:ilvl w:val="0"/>
           <w:numId w:val="7"/>
         </w:numPr>
-        <w:ind w:left="720" w:hanging="360"/>
-        <w:rPr>
-          <w:u w:val="none"/>
-        </w:rPr>
-      </w:pPr>
-      <w:r>
-        <w:rPr>
-          <w:rtl w:val="0"/>
-        </w:rPr>
-        <w:t xml:space="preserve">Contrôleurs: controllers</w:t>
+      </w:pPr>
+      <w:r>
+        <w:t>Contrôleurs: controllers</w:t>
       </w:r>
     </w:p>
     <w:p>
@@ -1063,16 +609,9 @@
           <w:ilvl w:val="0"/>
           <w:numId w:val="7"/>
         </w:numPr>
-        <w:ind w:left="720" w:hanging="360"/>
-        <w:rPr>
-          <w:u w:val="none"/>
-        </w:rPr>
-      </w:pPr>
-      <w:r>
-        <w:rPr>
-          <w:rtl w:val="0"/>
-        </w:rPr>
-        <w:t xml:space="preserve">Accès BDD (ORM Hibernate): repositories</w:t>
+      </w:pPr>
+      <w:r>
+        <w:t>Accès BDD (ORM Hibernate): repositories</w:t>
       </w:r>
     </w:p>
     <w:p>
@@ -1081,16 +620,9 @@
           <w:ilvl w:val="0"/>
           <w:numId w:val="7"/>
         </w:numPr>
-        <w:ind w:left="720" w:hanging="360"/>
-        <w:rPr>
-          <w:u w:val="none"/>
-        </w:rPr>
-      </w:pPr>
-      <w:r>
-        <w:rPr>
-          <w:rtl w:val="0"/>
-        </w:rPr>
-        <w:t xml:space="preserve">Services: services</w:t>
+      </w:pPr>
+      <w:r>
+        <w:t>Services: services</w:t>
       </w:r>
     </w:p>
     <w:p>
@@ -1099,16 +631,9 @@
           <w:ilvl w:val="0"/>
           <w:numId w:val="7"/>
         </w:numPr>
-        <w:ind w:left="720" w:hanging="360"/>
-        <w:rPr>
-          <w:u w:val="none"/>
-        </w:rPr>
-      </w:pPr>
-      <w:r>
-        <w:rPr>
-          <w:rtl w:val="0"/>
-        </w:rPr>
-        <w:t xml:space="preserve">Exceptions: exceptions</w:t>
+      </w:pPr>
+      <w:r>
+        <w:t>Exceptions: exceptions</w:t>
       </w:r>
     </w:p>
     <w:p>
@@ -1117,40 +642,511 @@
           <w:ilvl w:val="0"/>
           <w:numId w:val="7"/>
         </w:numPr>
-        <w:ind w:left="720" w:hanging="360"/>
-        <w:rPr>
-          <w:u w:val="none"/>
-        </w:rPr>
-      </w:pPr>
-      <w:r>
-        <w:rPr>
-          <w:rtl w:val="0"/>
-        </w:rPr>
-        <w:t xml:space="preserve">Utilitaires: utilities</w:t>
-      </w:r>
-    </w:p>
-    <w:p>
-      <w:pPr>
-        <w:rPr/>
-      </w:pPr>
-      <w:r>
-        <w:rPr>
-          <w:rtl w:val="0"/>
-        </w:rPr>
-      </w:r>
-    </w:p>
-    <w:p>
-      <w:pPr>
-        <w:pStyle w:val="Title"/>
-        <w:rPr/>
-      </w:pPr>
-      <w:bookmarkStart w:colFirst="0" w:colLast="0" w:name="_48rxvavwvent" w:id="4"/>
+      </w:pPr>
+      <w:r>
+        <w:t>Utilitaires: utilities</w:t>
+      </w:r>
+    </w:p>
+    <w:p/>
+    <w:p>
+      <w:pPr>
+        <w:pStyle w:val="Titre"/>
+      </w:pPr>
+      <w:bookmarkStart w:id="4" w:name="_48rxvavwvent" w:colFirst="0" w:colLast="0"/>
       <w:bookmarkEnd w:id="4"/>
       <w:r>
-        <w:rPr>
-          <w:rtl w:val="0"/>
-        </w:rPr>
-        <w:t xml:space="preserve">Responsabilité classe métier:</w:t>
+        <w:t>Convention des commits :</w:t>
+      </w:r>
+    </w:p>
+    <w:p>
+      <w:r>
+        <w:t>Basé sur la ressource</w:t>
+      </w:r>
+      <w:r>
+        <w:t xml:space="preserve"> « </w:t>
+      </w:r>
+      <w:hyperlink r:id="rId5" w:history="1">
+        <w:r>
+          <w:rPr>
+            <w:rStyle w:val="Lienhypertexte"/>
+          </w:rPr>
+          <w:t>Commit conventionnel • Comprendre Git</w:t>
+        </w:r>
+      </w:hyperlink>
+      <w:r>
+        <w:t> »</w:t>
+      </w:r>
+      <w:r>
+        <w:t> :</w:t>
+      </w:r>
+    </w:p>
+    <w:p>
+      <w:pPr>
+        <w:numPr>
+          <w:ilvl w:val="0"/>
+          <w:numId w:val="8"/>
+        </w:numPr>
+        <w:rPr>
+          <w:lang w:val="fr-FR"/>
+        </w:rPr>
+      </w:pPr>
+      <w:r>
+        <w:rPr>
+          <w:b/>
+          <w:bCs/>
+          <w:lang w:val="fr-FR"/>
+        </w:rPr>
+        <w:t>FEAT</w:t>
+      </w:r>
+      <w:r>
+        <w:rPr>
+          <w:lang w:val="fr-FR"/>
+        </w:rPr>
+        <w:t> : ajout/mise à jour de fonctionnalité</w:t>
+      </w:r>
+      <w:r>
+        <w:rPr>
+          <w:lang w:val="fr-FR"/>
+        </w:rPr>
+        <w:t>.</w:t>
+      </w:r>
+    </w:p>
+    <w:p>
+      <w:pPr>
+        <w:numPr>
+          <w:ilvl w:val="0"/>
+          <w:numId w:val="8"/>
+        </w:numPr>
+        <w:rPr>
+          <w:lang w:val="fr-FR"/>
+        </w:rPr>
+      </w:pPr>
+      <w:r>
+        <w:rPr>
+          <w:b/>
+          <w:bCs/>
+          <w:lang w:val="fr-FR"/>
+        </w:rPr>
+        <w:t>FIX</w:t>
+      </w:r>
+      <w:r>
+        <w:rPr>
+          <w:lang w:val="fr-FR"/>
+        </w:rPr>
+        <w:t> : correction de bug</w:t>
+      </w:r>
+      <w:r>
+        <w:rPr>
+          <w:lang w:val="fr-FR"/>
+        </w:rPr>
+        <w:t>(s).</w:t>
+      </w:r>
+    </w:p>
+    <w:p>
+      <w:pPr>
+        <w:numPr>
+          <w:ilvl w:val="0"/>
+          <w:numId w:val="8"/>
+        </w:numPr>
+        <w:rPr>
+          <w:lang w:val="fr-FR"/>
+        </w:rPr>
+      </w:pPr>
+      <w:r>
+        <w:rPr>
+          <w:b/>
+          <w:bCs/>
+          <w:lang w:val="fr-FR"/>
+        </w:rPr>
+        <w:t>DOCS</w:t>
+      </w:r>
+      <w:r>
+        <w:rPr>
+          <w:lang w:val="fr-FR"/>
+        </w:rPr>
+        <w:t> : ajout/mise à jour d</w:t>
+      </w:r>
+      <w:r>
+        <w:rPr>
+          <w:lang w:val="fr-FR"/>
+        </w:rPr>
+        <w:t>u dossier de conception, compte-rendu de réunion et JavaDoc.</w:t>
+      </w:r>
+    </w:p>
+    <w:p>
+      <w:pPr>
+        <w:numPr>
+          <w:ilvl w:val="0"/>
+          <w:numId w:val="8"/>
+        </w:numPr>
+        <w:rPr>
+          <w:lang w:val="fr-FR"/>
+        </w:rPr>
+      </w:pPr>
+      <w:r>
+        <w:rPr>
+          <w:b/>
+          <w:bCs/>
+          <w:lang w:val="fr-FR"/>
+        </w:rPr>
+        <w:t>STYLE</w:t>
+      </w:r>
+      <w:r>
+        <w:rPr>
+          <w:lang w:val="fr-FR"/>
+        </w:rPr>
+        <w:t> : modification de style</w:t>
+      </w:r>
+      <w:r>
+        <w:rPr>
+          <w:lang w:val="fr-FR"/>
+        </w:rPr>
+        <w:t xml:space="preserve"> (CSS,</w:t>
+      </w:r>
+      <w:r>
+        <w:rPr>
+          <w:lang w:val="fr-FR"/>
+        </w:rPr>
+        <w:t xml:space="preserve"> et de mise en forme du code (espacements, virgules, etc)</w:t>
+      </w:r>
+      <w:r>
+        <w:rPr>
+          <w:lang w:val="fr-FR"/>
+        </w:rPr>
+        <w:t>.</w:t>
+      </w:r>
+    </w:p>
+    <w:p>
+      <w:pPr>
+        <w:numPr>
+          <w:ilvl w:val="0"/>
+          <w:numId w:val="8"/>
+        </w:numPr>
+        <w:rPr>
+          <w:lang w:val="fr-FR"/>
+        </w:rPr>
+      </w:pPr>
+      <w:r>
+        <w:rPr>
+          <w:b/>
+          <w:bCs/>
+          <w:lang w:val="fr-FR"/>
+        </w:rPr>
+        <w:t>HTML</w:t>
+      </w:r>
+      <w:r>
+        <w:rPr>
+          <w:lang w:val="fr-FR"/>
+        </w:rPr>
+        <w:t xml:space="preserve"> : </w:t>
+      </w:r>
+      <w:r>
+        <w:rPr>
+          <w:lang w:val="fr-FR"/>
+        </w:rPr>
+        <w:t>ajout/mise à jour de page(s) HTML.</w:t>
+      </w:r>
+    </w:p>
+    <w:p>
+      <w:pPr>
+        <w:numPr>
+          <w:ilvl w:val="0"/>
+          <w:numId w:val="8"/>
+        </w:numPr>
+        <w:rPr>
+          <w:lang w:val="fr-FR"/>
+        </w:rPr>
+      </w:pPr>
+      <w:r>
+        <w:rPr>
+          <w:b/>
+          <w:bCs/>
+          <w:lang w:val="fr-FR"/>
+        </w:rPr>
+        <w:lastRenderedPageBreak/>
+        <w:t xml:space="preserve">IMG </w:t>
+      </w:r>
+      <w:r>
+        <w:rPr>
+          <w:lang w:val="fr-FR"/>
+        </w:rPr>
+        <w:t xml:space="preserve">: </w:t>
+      </w:r>
+      <w:r>
+        <w:rPr>
+          <w:lang w:val="fr-FR"/>
+        </w:rPr>
+        <w:t>ajout/mise à jour de ressources visuelles.</w:t>
+      </w:r>
+    </w:p>
+    <w:p>
+      <w:pPr>
+        <w:numPr>
+          <w:ilvl w:val="0"/>
+          <w:numId w:val="8"/>
+        </w:numPr>
+        <w:rPr>
+          <w:lang w:val="fr-FR"/>
+        </w:rPr>
+      </w:pPr>
+      <w:r>
+        <w:rPr>
+          <w:b/>
+          <w:bCs/>
+          <w:lang w:val="fr-FR"/>
+        </w:rPr>
+        <w:t>REFACTOR</w:t>
+      </w:r>
+      <w:r>
+        <w:rPr>
+          <w:lang w:val="fr-FR"/>
+        </w:rPr>
+        <w:t> : modification des sources n’étant ni un correctif, ni un ajout de fonctionnalité</w:t>
+      </w:r>
+      <w:r>
+        <w:rPr>
+          <w:lang w:val="fr-FR"/>
+        </w:rPr>
+        <w:t>.</w:t>
+      </w:r>
+    </w:p>
+    <w:p>
+      <w:pPr>
+        <w:numPr>
+          <w:ilvl w:val="0"/>
+          <w:numId w:val="8"/>
+        </w:numPr>
+        <w:rPr>
+          <w:lang w:val="fr-FR"/>
+        </w:rPr>
+      </w:pPr>
+      <w:r>
+        <w:rPr>
+          <w:b/>
+          <w:bCs/>
+          <w:lang w:val="fr-FR"/>
+        </w:rPr>
+        <w:t>PERF</w:t>
+      </w:r>
+      <w:r>
+        <w:rPr>
+          <w:lang w:val="fr-FR"/>
+        </w:rPr>
+        <w:t> : amélioration de la performance</w:t>
+      </w:r>
+      <w:r>
+        <w:rPr>
+          <w:lang w:val="fr-FR"/>
+        </w:rPr>
+        <w:t>.</w:t>
+      </w:r>
+    </w:p>
+    <w:p>
+      <w:pPr>
+        <w:numPr>
+          <w:ilvl w:val="0"/>
+          <w:numId w:val="8"/>
+        </w:numPr>
+        <w:rPr>
+          <w:lang w:val="fr-FR"/>
+        </w:rPr>
+      </w:pPr>
+      <w:r>
+        <w:rPr>
+          <w:b/>
+          <w:bCs/>
+          <w:lang w:val="fr-FR"/>
+        </w:rPr>
+        <w:t>TEST</w:t>
+      </w:r>
+      <w:r>
+        <w:rPr>
+          <w:lang w:val="fr-FR"/>
+        </w:rPr>
+        <w:t> : ajout ou correction de test</w:t>
+      </w:r>
+      <w:r>
+        <w:rPr>
+          <w:lang w:val="fr-FR"/>
+        </w:rPr>
+        <w:t>.</w:t>
+      </w:r>
+    </w:p>
+    <w:p>
+      <w:pPr>
+        <w:numPr>
+          <w:ilvl w:val="0"/>
+          <w:numId w:val="8"/>
+        </w:numPr>
+        <w:rPr>
+          <w:lang w:val="fr-FR"/>
+        </w:rPr>
+      </w:pPr>
+      <w:r>
+        <w:rPr>
+          <w:b/>
+          <w:bCs/>
+          <w:lang w:val="fr-FR"/>
+        </w:rPr>
+        <w:t>BUILD</w:t>
+      </w:r>
+      <w:r>
+        <w:rPr>
+          <w:lang w:val="fr-FR"/>
+        </w:rPr>
+        <w:t> : modification affectant le “</w:t>
+      </w:r>
+      <w:r>
+        <w:rPr>
+          <w:i/>
+          <w:iCs/>
+          <w:lang w:val="fr-FR"/>
+        </w:rPr>
+        <w:t>build</w:t>
+      </w:r>
+      <w:r>
+        <w:rPr>
+          <w:lang w:val="fr-FR"/>
+        </w:rPr>
+        <w:t>” ou les dépendances externes (exemples de contextes : webpack, broccoli, npm)</w:t>
+      </w:r>
+      <w:r>
+        <w:rPr>
+          <w:lang w:val="fr-FR"/>
+        </w:rPr>
+        <w:t>.</w:t>
+      </w:r>
+    </w:p>
+    <w:p>
+      <w:pPr>
+        <w:numPr>
+          <w:ilvl w:val="0"/>
+          <w:numId w:val="8"/>
+        </w:numPr>
+        <w:rPr>
+          <w:lang w:val="fr-FR"/>
+        </w:rPr>
+      </w:pPr>
+      <w:r>
+        <w:rPr>
+          <w:b/>
+          <w:bCs/>
+          <w:lang w:val="fr-FR"/>
+        </w:rPr>
+        <w:t>CHORE</w:t>
+      </w:r>
+      <w:r>
+        <w:rPr>
+          <w:lang w:val="fr-FR"/>
+        </w:rPr>
+        <w:t> : autres mises à jour ne modifiant ni les sources, ni les tests</w:t>
+      </w:r>
+      <w:r>
+        <w:rPr>
+          <w:lang w:val="fr-FR"/>
+        </w:rPr>
+        <w:t>.</w:t>
+      </w:r>
+    </w:p>
+    <w:p>
+      <w:pPr>
+        <w:numPr>
+          <w:ilvl w:val="0"/>
+          <w:numId w:val="8"/>
+        </w:numPr>
+        <w:rPr>
+          <w:lang w:val="fr-FR"/>
+        </w:rPr>
+      </w:pPr>
+      <w:r>
+        <w:rPr>
+          <w:b/>
+          <w:bCs/>
+          <w:lang w:val="fr-FR"/>
+        </w:rPr>
+        <w:t>CI</w:t>
+      </w:r>
+      <w:r>
+        <w:rPr>
+          <w:lang w:val="fr-FR"/>
+        </w:rPr>
+        <w:t> : modification de la configuration ou des scripts liés à la CI (Travis, Circle, BrowserStack, SauceLabs, etc.)</w:t>
+      </w:r>
+      <w:r>
+        <w:rPr>
+          <w:lang w:val="fr-FR"/>
+        </w:rPr>
+        <w:t>.</w:t>
+      </w:r>
+    </w:p>
+    <w:p>
+      <w:r>
+        <w:t>Un commit se présente sous la forme : TYPECOMMIT: Nom du commit</w:t>
+      </w:r>
+    </w:p>
+    <w:p>
+      <w:r>
+        <w:t>Y joindre un message pour clarifier le contenu, comme sur l</w:t>
+      </w:r>
+      <w:r>
+        <w:t xml:space="preserve">es </w:t>
+      </w:r>
+      <w:r>
+        <w:t>exemple</w:t>
+      </w:r>
+      <w:r>
+        <w:t>s</w:t>
+      </w:r>
+      <w:r>
+        <w:t xml:space="preserve"> ci-dessous.</w:t>
+      </w:r>
+    </w:p>
+    <w:p>
+      <w:r>
+        <w:drawing>
+          <wp:inline distT="0" distB="0" distL="0" distR="0" wp14:anchorId="1723CC29" wp14:editId="535C012F">
+            <wp:extent cx="4363059" cy="1886213"/>
+            <wp:effectExtent l="0" t="0" r="0" b="0"/>
+            <wp:docPr id="472108288" name="Image 1"/>
+            <wp:cNvGraphicFramePr>
+              <a:graphicFrameLocks xmlns:a="http://schemas.openxmlformats.org/drawingml/2006/main" noChangeAspect="1"/>
+            </wp:cNvGraphicFramePr>
+            <a:graphic xmlns:a="http://schemas.openxmlformats.org/drawingml/2006/main">
+              <a:graphicData uri="http://schemas.openxmlformats.org/drawingml/2006/picture">
+                <pic:pic xmlns:pic="http://schemas.openxmlformats.org/drawingml/2006/picture">
+                  <pic:nvPicPr>
+                    <pic:cNvPr id="472108288" name=""/>
+                    <pic:cNvPicPr/>
+                  </pic:nvPicPr>
+                  <pic:blipFill>
+                    <a:blip r:embed="rId6"/>
+                    <a:stretch>
+                      <a:fillRect/>
+                    </a:stretch>
+                  </pic:blipFill>
+                  <pic:spPr>
+                    <a:xfrm>
+                      <a:off x="0" y="0"/>
+                      <a:ext cx="4363059" cy="1886213"/>
+                    </a:xfrm>
+                    <a:prstGeom prst="rect">
+                      <a:avLst/>
+                    </a:prstGeom>
+                  </pic:spPr>
+                </pic:pic>
+              </a:graphicData>
+            </a:graphic>
+          </wp:inline>
+        </w:drawing>
+      </w:r>
+    </w:p>
+    <w:p/>
+    <w:p>
+      <w:pPr>
+        <w:pStyle w:val="Titre"/>
+      </w:pPr>
+      <w:r>
+        <w:t>Responsabilité classe métier:</w:t>
       </w:r>
     </w:p>
     <w:p>
@@ -1159,16 +1155,9 @@
           <w:ilvl w:val="0"/>
           <w:numId w:val="2"/>
         </w:numPr>
-        <w:ind w:left="720" w:hanging="360"/>
-        <w:rPr>
-          <w:u w:val="none"/>
-        </w:rPr>
-      </w:pPr>
-      <w:r>
-        <w:rPr>
-          <w:rtl w:val="0"/>
-        </w:rPr>
-        <w:t xml:space="preserve">Membre: Rodolphe</w:t>
+      </w:pPr>
+      <w:r>
+        <w:t>Membre: Rodolphe</w:t>
       </w:r>
     </w:p>
     <w:p>
@@ -1177,16 +1166,9 @@
           <w:ilvl w:val="0"/>
           <w:numId w:val="2"/>
         </w:numPr>
-        <w:ind w:left="720" w:hanging="360"/>
-        <w:rPr>
-          <w:u w:val="none"/>
-        </w:rPr>
-      </w:pPr>
-      <w:r>
-        <w:rPr>
-          <w:rtl w:val="0"/>
-        </w:rPr>
-        <w:t xml:space="preserve">Instrument: Cédric</w:t>
+      </w:pPr>
+      <w:r>
+        <w:t>Instrument: Cédric</w:t>
       </w:r>
     </w:p>
     <w:p>
@@ -1195,16 +1177,9 @@
           <w:ilvl w:val="0"/>
           <w:numId w:val="2"/>
         </w:numPr>
-        <w:ind w:left="720" w:hanging="360"/>
-        <w:rPr>
-          <w:u w:val="none"/>
-        </w:rPr>
-      </w:pPr>
-      <w:r>
-        <w:rPr>
-          <w:rtl w:val="0"/>
-        </w:rPr>
-        <w:t xml:space="preserve">Pratiquer: Cédric</w:t>
+      </w:pPr>
+      <w:r>
+        <w:t>Pratiquer: Cédric</w:t>
       </w:r>
     </w:p>
     <w:p>
@@ -1213,16 +1188,9 @@
           <w:ilvl w:val="0"/>
           <w:numId w:val="2"/>
         </w:numPr>
-        <w:ind w:left="720" w:hanging="360"/>
-        <w:rPr>
-          <w:u w:val="none"/>
-        </w:rPr>
-      </w:pPr>
-      <w:r>
-        <w:rPr>
-          <w:rtl w:val="0"/>
-        </w:rPr>
-        <w:t xml:space="preserve">Cours: Thomas</w:t>
+      </w:pPr>
+      <w:r>
+        <w:t>Cours: Thomas</w:t>
       </w:r>
     </w:p>
     <w:p>
@@ -1231,51 +1199,25 @@
           <w:ilvl w:val="0"/>
           <w:numId w:val="2"/>
         </w:numPr>
-        <w:ind w:left="720" w:hanging="360"/>
-        <w:rPr>
-          <w:u w:val="none"/>
-        </w:rPr>
-      </w:pPr>
-      <w:r>
-        <w:rPr>
-          <w:rtl w:val="0"/>
-        </w:rPr>
-        <w:t xml:space="preserve">Representation: Cyril</w:t>
-      </w:r>
-    </w:p>
-    <w:p>
-      <w:pPr>
-        <w:rPr/>
-      </w:pPr>
-      <w:r>
-        <w:rPr>
-          <w:rtl w:val="0"/>
-        </w:rPr>
-      </w:r>
-    </w:p>
-    <w:p>
-      <w:pPr>
-        <w:pStyle w:val="Title"/>
-        <w:rPr/>
-      </w:pPr>
-      <w:bookmarkStart w:colFirst="0" w:colLast="0" w:name="_5e9mgpaccsrb" w:id="5"/>
+      </w:pPr>
+      <w:r>
+        <w:t>Representation: Cyril</w:t>
+      </w:r>
+    </w:p>
+    <w:p/>
+    <w:p>
+      <w:pPr>
+        <w:pStyle w:val="Titre"/>
+      </w:pPr>
+      <w:bookmarkStart w:id="5" w:name="_5e9mgpaccsrb" w:colFirst="0" w:colLast="0"/>
       <w:bookmarkEnd w:id="5"/>
       <w:r>
-        <w:rPr>
-          <w:rtl w:val="0"/>
-        </w:rPr>
-        <w:t xml:space="preserve">Tâches:</w:t>
-      </w:r>
-    </w:p>
-    <w:p>
-      <w:pPr>
-        <w:rPr/>
-      </w:pPr>
-      <w:r>
-        <w:rPr>
-          <w:rtl w:val="0"/>
-        </w:rPr>
-        <w:t xml:space="preserve">Classes métiers:</w:t>
+        <w:t>Tâches:</w:t>
+      </w:r>
+    </w:p>
+    <w:p>
+      <w:r>
+        <w:t>Classes métiers:</w:t>
       </w:r>
     </w:p>
     <w:p>
@@ -1284,16 +1226,9 @@
           <w:ilvl w:val="0"/>
           <w:numId w:val="3"/>
         </w:numPr>
-        <w:ind w:left="720" w:hanging="360"/>
-        <w:rPr>
-          <w:u w:val="none"/>
-        </w:rPr>
-      </w:pPr>
-      <w:r>
-        <w:rPr>
-          <w:rtl w:val="0"/>
-        </w:rPr>
-        <w:t xml:space="preserve">Création du model.</w:t>
+      </w:pPr>
+      <w:r>
+        <w:t>Création du model.</w:t>
       </w:r>
     </w:p>
     <w:p>
@@ -1302,16 +1237,9 @@
           <w:ilvl w:val="0"/>
           <w:numId w:val="3"/>
         </w:numPr>
-        <w:ind w:left="720" w:hanging="360"/>
-        <w:rPr>
-          <w:u w:val="none"/>
-        </w:rPr>
-      </w:pPr>
-      <w:r>
-        <w:rPr>
-          <w:rtl w:val="0"/>
-        </w:rPr>
-        <w:t xml:space="preserve">Endpoint côté CRUD.</w:t>
+      </w:pPr>
+      <w:r>
+        <w:t>Endpoint côté CRUD.</w:t>
       </w:r>
     </w:p>
     <w:p>
@@ -1320,16 +1248,9 @@
           <w:ilvl w:val="0"/>
           <w:numId w:val="3"/>
         </w:numPr>
-        <w:ind w:left="720" w:hanging="360"/>
-        <w:rPr>
-          <w:u w:val="none"/>
-        </w:rPr>
-      </w:pPr>
-      <w:r>
-        <w:rPr>
-          <w:rtl w:val="0"/>
-        </w:rPr>
-        <w:t xml:space="preserve">Gestion côté API.</w:t>
+      </w:pPr>
+      <w:r>
+        <w:t>Gestion côté API.</w:t>
       </w:r>
     </w:p>
     <w:p>
@@ -1338,16 +1259,9 @@
           <w:ilvl w:val="0"/>
           <w:numId w:val="3"/>
         </w:numPr>
-        <w:ind w:left="720" w:hanging="360"/>
-        <w:rPr>
-          <w:u w:val="none"/>
-        </w:rPr>
-      </w:pPr>
-      <w:r>
-        <w:rPr>
-          <w:rtl w:val="0"/>
-        </w:rPr>
-        <w:t xml:space="preserve">Tests côté API (Mock).</w:t>
+      </w:pPr>
+      <w:r>
+        <w:t>Tests côté API (Mock).</w:t>
       </w:r>
     </w:p>
     <w:p>
@@ -1356,16 +1270,9 @@
           <w:ilvl w:val="0"/>
           <w:numId w:val="3"/>
         </w:numPr>
-        <w:ind w:left="720" w:hanging="360"/>
-        <w:rPr>
-          <w:u w:val="none"/>
-        </w:rPr>
-      </w:pPr>
-      <w:r>
-        <w:rPr>
-          <w:rtl w:val="0"/>
-        </w:rPr>
-        <w:t xml:space="preserve">Test côté web (Selenium).</w:t>
+      </w:pPr>
+      <w:r>
+        <w:t>Test côté web (Selenium).</w:t>
       </w:r>
     </w:p>
     <w:p>
@@ -1374,16 +1281,9 @@
           <w:ilvl w:val="0"/>
           <w:numId w:val="3"/>
         </w:numPr>
-        <w:ind w:left="720" w:hanging="360"/>
-        <w:rPr>
-          <w:u w:val="none"/>
-        </w:rPr>
-      </w:pPr>
-      <w:r>
-        <w:rPr>
-          <w:rtl w:val="0"/>
-        </w:rPr>
-        <w:t xml:space="preserve">Vues.</w:t>
+      </w:pPr>
+      <w:r>
+        <w:t>Vues.</w:t>
       </w:r>
     </w:p>
     <w:p>
@@ -1392,140 +1292,78 @@
           <w:ilvl w:val="0"/>
           <w:numId w:val="3"/>
         </w:numPr>
-        <w:ind w:left="720" w:hanging="360"/>
-        <w:rPr>
-          <w:u w:val="none"/>
-        </w:rPr>
-      </w:pPr>
-      <w:r>
-        <w:rPr>
-          <w:rtl w:val="0"/>
-        </w:rPr>
-        <w:t xml:space="preserve">Contrôleurs.</w:t>
-      </w:r>
-    </w:p>
-    <w:p>
-      <w:pPr>
-        <w:rPr/>
-      </w:pPr>
-      <w:r>
-        <w:rPr>
-          <w:rtl w:val="0"/>
-        </w:rPr>
-        <w:t xml:space="preserve">Maquettage.</w:t>
-      </w:r>
-    </w:p>
-    <w:p>
-      <w:pPr>
-        <w:rPr/>
-      </w:pPr>
-      <w:r>
-        <w:rPr>
-          <w:rtl w:val="0"/>
-        </w:rPr>
-        <w:t xml:space="preserve">Enchaînement des écrans.</w:t>
-      </w:r>
-    </w:p>
-    <w:p>
-      <w:pPr>
-        <w:rPr/>
-      </w:pPr>
-      <w:r>
-        <w:rPr>
-          <w:rtl w:val="0"/>
-        </w:rPr>
-        <w:t xml:space="preserve">Charte graphique.</w:t>
-      </w:r>
-    </w:p>
-    <w:p>
-      <w:pPr>
-        <w:rPr/>
-      </w:pPr>
-      <w:r>
-        <w:rPr>
-          <w:rtl w:val="0"/>
-        </w:rPr>
-        <w:t xml:space="preserve">Diagramme de classe.</w:t>
-      </w:r>
-    </w:p>
-    <w:p>
-      <w:pPr>
-        <w:rPr/>
-      </w:pPr>
-      <w:r>
-        <w:rPr>
-          <w:rtl w:val="0"/>
-        </w:rPr>
-        <w:t xml:space="preserve">Diagramme de Use Case.</w:t>
-      </w:r>
-    </w:p>
-    <w:p>
-      <w:pPr>
-        <w:rPr/>
-      </w:pPr>
-      <w:r>
-        <w:rPr>
-          <w:rtl w:val="0"/>
-        </w:rPr>
-        <w:t xml:space="preserve">CSS.</w:t>
-      </w:r>
-    </w:p>
-    <w:p>
-      <w:pPr>
-        <w:rPr/>
-      </w:pPr>
-      <w:r>
-        <w:rPr>
-          <w:rtl w:val="0"/>
-        </w:rPr>
-        <w:t xml:space="preserve">Plan de tests</w:t>
-      </w:r>
-    </w:p>
-    <w:p>
-      <w:pPr>
-        <w:rPr/>
-      </w:pPr>
-      <w:r>
-        <w:rPr>
-          <w:rtl w:val="0"/>
-        </w:rPr>
-        <w:t xml:space="preserve">Dossier de déploiement.</w:t>
-      </w:r>
-    </w:p>
-    <w:p>
-      <w:pPr>
-        <w:rPr/>
-      </w:pPr>
-      <w:r>
-        <w:rPr>
-          <w:rtl w:val="0"/>
-        </w:rPr>
-        <w:t xml:space="preserve">Création du PowerPoint.</w:t>
-      </w:r>
-    </w:p>
-    <w:p>
-      <w:pPr>
-        <w:rPr/>
-      </w:pPr>
-      <w:r>
-        <w:rPr>
-          <w:rtl w:val="0"/>
-        </w:rPr>
-        <w:t xml:space="preserve">Préparation de l’oral.</w:t>
+      </w:pPr>
+      <w:r>
+        <w:t>Contrôleurs.</w:t>
+      </w:r>
+    </w:p>
+    <w:p>
+      <w:r>
+        <w:t>Maquettage.</w:t>
+      </w:r>
+    </w:p>
+    <w:p>
+      <w:r>
+        <w:t>Enchaînement des écrans.</w:t>
+      </w:r>
+    </w:p>
+    <w:p>
+      <w:r>
+        <w:t>Charte graphique.</w:t>
+      </w:r>
+    </w:p>
+    <w:p>
+      <w:r>
+        <w:t>Diagramme de classe.</w:t>
+      </w:r>
+    </w:p>
+    <w:p>
+      <w:r>
+        <w:t>Diagramme de Use Case.</w:t>
+      </w:r>
+    </w:p>
+    <w:p>
+      <w:r>
+        <w:lastRenderedPageBreak/>
+        <w:t>CSS.</w:t>
+      </w:r>
+    </w:p>
+    <w:p>
+      <w:r>
+        <w:t>Plan de tests</w:t>
+      </w:r>
+    </w:p>
+    <w:p>
+      <w:r>
+        <w:t>Dossier de déploiement.</w:t>
+      </w:r>
+    </w:p>
+    <w:p>
+      <w:r>
+        <w:t>Création du PowerPoint.</w:t>
+      </w:r>
+    </w:p>
+    <w:p>
+      <w:r>
+        <w:t>Préparation de l’oral.</w:t>
       </w:r>
     </w:p>
     <w:sectPr>
-      <w:pgSz w:h="16834" w:w="11909" w:orient="portrait"/>
-      <w:pgMar w:bottom="1440" w:top="1440" w:left="1440" w:right="1440" w:header="720" w:footer="720"/>
+      <w:pgSz w:w="11909" w:h="16834"/>
+      <w:pgMar w:top="1440" w:right="1440" w:bottom="1440" w:left="1440" w:header="720" w:footer="720" w:gutter="0"/>
       <w:pgNumType w:start="1"/>
+      <w:cols w:space="720"/>
     </w:sectPr>
   </w:body>
 </w:document>
 </file>
 
 <file path=word/numbering.xml><?xml version="1.0" encoding="utf-8"?>
-<w:numbering xmlns:mc="http://schemas.openxmlformats.org/markup-compatibility/2006" xmlns:o="urn:schemas-microsoft-com:office:office" xmlns:r="http://schemas.openxmlformats.org/officeDocument/2006/relationships" xmlns:m="http://schemas.openxmlformats.org/officeDocument/2006/math" xmlns:v="urn:schemas-microsoft-com:vml" xmlns:wp="http://schemas.openxmlformats.org/drawingml/2006/wordprocessingDrawing" xmlns:w10="urn:schemas-microsoft-com:office:word" xmlns:w="http://schemas.openxmlformats.org/wordprocessingml/2006/main" xmlns:wne="http://schemas.microsoft.com/office/word/2006/wordml" xmlns:sl="http://schemas.openxmlformats.org/schemaLibrary/2006/main" xmlns:a="http://schemas.openxmlformats.org/drawingml/2006/main" xmlns:pic="http://schemas.openxmlformats.org/drawingml/2006/picture" xmlns:c="http://schemas.openxmlformats.org/drawingml/2006/chart" xmlns:lc="http://schemas.openxmlformats.org/drawingml/2006/lockedCanvas" xmlns:dgm="http://schemas.openxmlformats.org/drawingml/2006/diagram" xmlns:wps="http://schemas.microsoft.com/office/word/2010/wordprocessingShape" xmlns:wpg="http://schemas.microsoft.com/office/word/2010/wordprocessingGroup" xmlns:w14="http://schemas.microsoft.com/office/word/2010/wordml" xmlns:w15="http://schemas.microsoft.com/office/word/2012/wordml" xmlns:w16="http://schemas.microsoft.com/office/word/2018/wordml" xmlns:w16cex="http://schemas.microsoft.com/office/word/2018/wordml/cex" xmlns:w16cid="http://schemas.microsoft.com/office/word/2016/wordml/cid" xmlns="http://schemas.microsoft.com/office/tasks/2019/documenttasks" xmlns:cr="http://schemas.microsoft.com/office/comments/2020/reactions">
-  <w:abstractNum w:abstractNumId="1">
+<w:numbering xmlns:wpc="http://schemas.microsoft.com/office/word/2010/wordprocessingCanvas" xmlns:cx="http://schemas.microsoft.com/office/drawing/2014/chartex" xmlns:cx1="http://schemas.microsoft.com/office/drawing/2015/9/8/chartex" xmlns:cx2="http://schemas.microsoft.com/office/drawing/2015/10/21/chartex" xmlns:cx3="http://schemas.microsoft.com/office/drawing/2016/5/9/chartex" xmlns:cx4="http://schemas.microsoft.com/office/drawing/2016/5/10/chartex" xmlns:cx5="http://schemas.microsoft.com/office/drawing/2016/5/11/chartex" xmlns:cx6="http://schemas.microsoft.com/office/drawing/2016/5/12/chartex" xmlns:cx7="http://schemas.microsoft.com/office/drawing/2016/5/13/chartex" xmlns:cx8="http://schemas.microsoft.com/office/drawing/2016/5/14/chartex" xmlns:mc="http://schemas.openxmlformats.org/markup-compatibility/2006" xmlns:aink="http://schemas.microsoft.com/office/drawing/2016/ink" xmlns:am3d="http://schemas.microsoft.com/office/drawing/2017/model3d" xmlns:o="urn:schemas-microsoft-com:office:office" xmlns:oel="http://schemas.microsoft.com/office/2019/extlst" xmlns:r="http://schemas.openxmlformats.org/officeDocument/2006/relationships" xmlns:m="http://schemas.openxmlformats.org/officeDocument/2006/math" xmlns:v="urn:schemas-microsoft-com:vml" xmlns:wp14="http://schemas.microsoft.com/office/word/2010/wordprocessingDrawing" xmlns:wp="http://schemas.openxmlformats.org/drawingml/2006/wordprocessingDrawing" xmlns:w10="urn:schemas-microsoft-com:office:word" xmlns:w="http://schemas.openxmlformats.org/wordprocessingml/2006/main" xmlns:w14="http://schemas.microsoft.com/office/word/2010/wordml" xmlns:w15="http://schemas.microsoft.com/office/word/2012/wordml" xmlns:w16cex="http://schemas.microsoft.com/office/word/2018/wordml/cex" xmlns:w16cid="http://schemas.microsoft.com/office/word/2016/wordml/cid" xmlns:w16="http://schemas.microsoft.com/office/word/2018/wordml" xmlns:w16du="http://schemas.microsoft.com/office/word/2023/wordml/word16du" xmlns:w16sdtdh="http://schemas.microsoft.com/office/word/2020/wordml/sdtdatahash" xmlns:w16sdtfl="http://schemas.microsoft.com/office/word/2024/wordml/sdtformatlock" xmlns:w16se="http://schemas.microsoft.com/office/word/2015/wordml/symex" xmlns:wpg="http://schemas.microsoft.com/office/word/2010/wordprocessingGroup" xmlns:wpi="http://schemas.microsoft.com/office/word/2010/wordprocessingInk" xmlns:wne="http://schemas.microsoft.com/office/word/2006/wordml" xmlns:wps="http://schemas.microsoft.com/office/word/2010/wordprocessingShape" mc:Ignorable="w14 w15 w16se w16cid w16 w16cex w16sdtdh w16sdtfl w16du wp14">
+  <w:abstractNum w:abstractNumId="0" w15:restartNumberingAfterBreak="0">
+    <w:nsid w:val="09483AE9"/>
+    <w:multiLevelType w:val="multilevel"/>
+    <w:tmpl w:val="66926B5E"/>
     <w:lvl w:ilvl="0">
       <w:start w:val="1"/>
       <w:numFmt w:val="bullet"/>
@@ -1635,7 +1473,10 @@
       </w:rPr>
     </w:lvl>
   </w:abstractNum>
-  <w:abstractNum w:abstractNumId="2">
+  <w:abstractNum w:abstractNumId="1" w15:restartNumberingAfterBreak="0">
+    <w:nsid w:val="0D5E1323"/>
+    <w:multiLevelType w:val="multilevel"/>
+    <w:tmpl w:val="8D069286"/>
     <w:lvl w:ilvl="0">
       <w:start w:val="1"/>
       <w:numFmt w:val="bullet"/>
@@ -1745,7 +1586,10 @@
       </w:rPr>
     </w:lvl>
   </w:abstractNum>
-  <w:abstractNum w:abstractNumId="3">
+  <w:abstractNum w:abstractNumId="2" w15:restartNumberingAfterBreak="0">
+    <w:nsid w:val="536F06CE"/>
+    <w:multiLevelType w:val="multilevel"/>
+    <w:tmpl w:val="5A886BE2"/>
     <w:lvl w:ilvl="0">
       <w:start w:val="1"/>
       <w:numFmt w:val="bullet"/>
@@ -1855,7 +1699,10 @@
       </w:rPr>
     </w:lvl>
   </w:abstractNum>
-  <w:abstractNum w:abstractNumId="4">
+  <w:abstractNum w:abstractNumId="3" w15:restartNumberingAfterBreak="0">
+    <w:nsid w:val="5C270EA9"/>
+    <w:multiLevelType w:val="multilevel"/>
+    <w:tmpl w:val="4FE8CE26"/>
     <w:lvl w:ilvl="0">
       <w:start w:val="1"/>
       <w:numFmt w:val="bullet"/>
@@ -1965,7 +1812,10 @@
       </w:rPr>
     </w:lvl>
   </w:abstractNum>
-  <w:abstractNum w:abstractNumId="5">
+  <w:abstractNum w:abstractNumId="4" w15:restartNumberingAfterBreak="0">
+    <w:nsid w:val="62CD1C6C"/>
+    <w:multiLevelType w:val="multilevel"/>
+    <w:tmpl w:val="2C8659EA"/>
     <w:lvl w:ilvl="0">
       <w:start w:val="1"/>
       <w:numFmt w:val="bullet"/>
@@ -2075,7 +1925,10 @@
       </w:rPr>
     </w:lvl>
   </w:abstractNum>
-  <w:abstractNum w:abstractNumId="6">
+  <w:abstractNum w:abstractNumId="5" w15:restartNumberingAfterBreak="0">
+    <w:nsid w:val="68611C5D"/>
+    <w:multiLevelType w:val="multilevel"/>
+    <w:tmpl w:val="85ACB6F4"/>
     <w:lvl w:ilvl="0">
       <w:start w:val="1"/>
       <w:numFmt w:val="bullet"/>
@@ -2185,7 +2038,10 @@
       </w:rPr>
     </w:lvl>
   </w:abstractNum>
-  <w:abstractNum w:abstractNumId="7">
+  <w:abstractNum w:abstractNumId="6" w15:restartNumberingAfterBreak="0">
+    <w:nsid w:val="68E863FB"/>
+    <w:multiLevelType w:val="multilevel"/>
+    <w:tmpl w:val="E58EFCFC"/>
     <w:lvl w:ilvl="0">
       <w:start w:val="1"/>
       <w:numFmt w:val="bullet"/>
@@ -2295,39 +2151,191 @@
       </w:rPr>
     </w:lvl>
   </w:abstractNum>
-  <w:num w:numId="1">
+  <w:abstractNum w:abstractNumId="7" w15:restartNumberingAfterBreak="0">
+    <w:nsid w:val="7A625BA7"/>
+    <w:multiLevelType w:val="multilevel"/>
+    <w:tmpl w:val="A4B89642"/>
+    <w:lvl w:ilvl="0">
+      <w:start w:val="1"/>
+      <w:numFmt w:val="bullet"/>
+      <w:lvlText w:val=""/>
+      <w:lvlJc w:val="left"/>
+      <w:pPr>
+        <w:tabs>
+          <w:tab w:val="num" w:pos="720"/>
+        </w:tabs>
+        <w:ind w:left="720" w:hanging="360"/>
+      </w:pPr>
+      <w:rPr>
+        <w:rFonts w:ascii="Symbol" w:hAnsi="Symbol" w:hint="default"/>
+        <w:sz w:val="20"/>
+      </w:rPr>
+    </w:lvl>
+    <w:lvl w:ilvl="1" w:tentative="1">
+      <w:start w:val="1"/>
+      <w:numFmt w:val="bullet"/>
+      <w:lvlText w:val="o"/>
+      <w:lvlJc w:val="left"/>
+      <w:pPr>
+        <w:tabs>
+          <w:tab w:val="num" w:pos="1440"/>
+        </w:tabs>
+        <w:ind w:left="1440" w:hanging="360"/>
+      </w:pPr>
+      <w:rPr>
+        <w:rFonts w:ascii="Courier New" w:hAnsi="Courier New" w:hint="default"/>
+        <w:sz w:val="20"/>
+      </w:rPr>
+    </w:lvl>
+    <w:lvl w:ilvl="2" w:tentative="1">
+      <w:start w:val="1"/>
+      <w:numFmt w:val="bullet"/>
+      <w:lvlText w:val=""/>
+      <w:lvlJc w:val="left"/>
+      <w:pPr>
+        <w:tabs>
+          <w:tab w:val="num" w:pos="2160"/>
+        </w:tabs>
+        <w:ind w:left="2160" w:hanging="360"/>
+      </w:pPr>
+      <w:rPr>
+        <w:rFonts w:ascii="Wingdings" w:hAnsi="Wingdings" w:hint="default"/>
+        <w:sz w:val="20"/>
+      </w:rPr>
+    </w:lvl>
+    <w:lvl w:ilvl="3" w:tentative="1">
+      <w:start w:val="1"/>
+      <w:numFmt w:val="bullet"/>
+      <w:lvlText w:val=""/>
+      <w:lvlJc w:val="left"/>
+      <w:pPr>
+        <w:tabs>
+          <w:tab w:val="num" w:pos="2880"/>
+        </w:tabs>
+        <w:ind w:left="2880" w:hanging="360"/>
+      </w:pPr>
+      <w:rPr>
+        <w:rFonts w:ascii="Wingdings" w:hAnsi="Wingdings" w:hint="default"/>
+        <w:sz w:val="20"/>
+      </w:rPr>
+    </w:lvl>
+    <w:lvl w:ilvl="4" w:tentative="1">
+      <w:start w:val="1"/>
+      <w:numFmt w:val="bullet"/>
+      <w:lvlText w:val=""/>
+      <w:lvlJc w:val="left"/>
+      <w:pPr>
+        <w:tabs>
+          <w:tab w:val="num" w:pos="3600"/>
+        </w:tabs>
+        <w:ind w:left="3600" w:hanging="360"/>
+      </w:pPr>
+      <w:rPr>
+        <w:rFonts w:ascii="Wingdings" w:hAnsi="Wingdings" w:hint="default"/>
+        <w:sz w:val="20"/>
+      </w:rPr>
+    </w:lvl>
+    <w:lvl w:ilvl="5" w:tentative="1">
+      <w:start w:val="1"/>
+      <w:numFmt w:val="bullet"/>
+      <w:lvlText w:val=""/>
+      <w:lvlJc w:val="left"/>
+      <w:pPr>
+        <w:tabs>
+          <w:tab w:val="num" w:pos="4320"/>
+        </w:tabs>
+        <w:ind w:left="4320" w:hanging="360"/>
+      </w:pPr>
+      <w:rPr>
+        <w:rFonts w:ascii="Wingdings" w:hAnsi="Wingdings" w:hint="default"/>
+        <w:sz w:val="20"/>
+      </w:rPr>
+    </w:lvl>
+    <w:lvl w:ilvl="6" w:tentative="1">
+      <w:start w:val="1"/>
+      <w:numFmt w:val="bullet"/>
+      <w:lvlText w:val=""/>
+      <w:lvlJc w:val="left"/>
+      <w:pPr>
+        <w:tabs>
+          <w:tab w:val="num" w:pos="5040"/>
+        </w:tabs>
+        <w:ind w:left="5040" w:hanging="360"/>
+      </w:pPr>
+      <w:rPr>
+        <w:rFonts w:ascii="Wingdings" w:hAnsi="Wingdings" w:hint="default"/>
+        <w:sz w:val="20"/>
+      </w:rPr>
+    </w:lvl>
+    <w:lvl w:ilvl="7" w:tentative="1">
+      <w:start w:val="1"/>
+      <w:numFmt w:val="bullet"/>
+      <w:lvlText w:val=""/>
+      <w:lvlJc w:val="left"/>
+      <w:pPr>
+        <w:tabs>
+          <w:tab w:val="num" w:pos="5760"/>
+        </w:tabs>
+        <w:ind w:left="5760" w:hanging="360"/>
+      </w:pPr>
+      <w:rPr>
+        <w:rFonts w:ascii="Wingdings" w:hAnsi="Wingdings" w:hint="default"/>
+        <w:sz w:val="20"/>
+      </w:rPr>
+    </w:lvl>
+    <w:lvl w:ilvl="8" w:tentative="1">
+      <w:start w:val="1"/>
+      <w:numFmt w:val="bullet"/>
+      <w:lvlText w:val=""/>
+      <w:lvlJc w:val="left"/>
+      <w:pPr>
+        <w:tabs>
+          <w:tab w:val="num" w:pos="6480"/>
+        </w:tabs>
+        <w:ind w:left="6480" w:hanging="360"/>
+      </w:pPr>
+      <w:rPr>
+        <w:rFonts w:ascii="Wingdings" w:hAnsi="Wingdings" w:hint="default"/>
+        <w:sz w:val="20"/>
+      </w:rPr>
+    </w:lvl>
+  </w:abstractNum>
+  <w:num w:numId="1" w16cid:durableId="571740288">
+    <w:abstractNumId w:val="0"/>
+  </w:num>
+  <w:num w:numId="2" w16cid:durableId="1691563704">
+    <w:abstractNumId w:val="2"/>
+  </w:num>
+  <w:num w:numId="3" w16cid:durableId="988284914">
+    <w:abstractNumId w:val="6"/>
+  </w:num>
+  <w:num w:numId="4" w16cid:durableId="1163860923">
+    <w:abstractNumId w:val="5"/>
+  </w:num>
+  <w:num w:numId="5" w16cid:durableId="942494514">
+    <w:abstractNumId w:val="4"/>
+  </w:num>
+  <w:num w:numId="6" w16cid:durableId="1517040137">
+    <w:abstractNumId w:val="3"/>
+  </w:num>
+  <w:num w:numId="7" w16cid:durableId="174349276">
     <w:abstractNumId w:val="1"/>
   </w:num>
-  <w:num w:numId="2">
-    <w:abstractNumId w:val="2"/>
-  </w:num>
-  <w:num w:numId="3">
-    <w:abstractNumId w:val="3"/>
-  </w:num>
-  <w:num w:numId="4">
-    <w:abstractNumId w:val="4"/>
-  </w:num>
-  <w:num w:numId="5">
-    <w:abstractNumId w:val="5"/>
-  </w:num>
-  <w:num w:numId="6">
-    <w:abstractNumId w:val="6"/>
-  </w:num>
-  <w:num w:numId="7">
+  <w:num w:numId="8" w16cid:durableId="1952590079">
     <w:abstractNumId w:val="7"/>
   </w:num>
 </w:numbering>
 </file>
 
 <file path=word/styles.xml><?xml version="1.0" encoding="utf-8"?>
-<w:styles xmlns:mc="http://schemas.openxmlformats.org/markup-compatibility/2006" xmlns:o="urn:schemas-microsoft-com:office:office" xmlns:r="http://schemas.openxmlformats.org/officeDocument/2006/relationships" xmlns:m="http://schemas.openxmlformats.org/officeDocument/2006/math" xmlns:v="urn:schemas-microsoft-com:vml" xmlns:wp="http://schemas.openxmlformats.org/drawingml/2006/wordprocessingDrawing" xmlns:w10="urn:schemas-microsoft-com:office:word" xmlns:w="http://schemas.openxmlformats.org/wordprocessingml/2006/main" xmlns:wne="http://schemas.microsoft.com/office/word/2006/wordml" xmlns:sl="http://schemas.openxmlformats.org/schemaLibrary/2006/main" xmlns:a="http://schemas.openxmlformats.org/drawingml/2006/main" xmlns:pic="http://schemas.openxmlformats.org/drawingml/2006/picture" xmlns:c="http://schemas.openxmlformats.org/drawingml/2006/chart" xmlns:lc="http://schemas.openxmlformats.org/drawingml/2006/lockedCanvas" xmlns:dgm="http://schemas.openxmlformats.org/drawingml/2006/diagram" xmlns:wps="http://schemas.microsoft.com/office/word/2010/wordprocessingShape" xmlns:wpg="http://schemas.microsoft.com/office/word/2010/wordprocessingGroup" xmlns:w14="http://schemas.microsoft.com/office/word/2010/wordml" xmlns:w15="http://schemas.microsoft.com/office/word/2012/wordml" xmlns:w16="http://schemas.microsoft.com/office/word/2018/wordml" xmlns:w16cex="http://schemas.microsoft.com/office/word/2018/wordml/cex" xmlns:w16cid="http://schemas.microsoft.com/office/word/2016/wordml/cid" xmlns="http://schemas.microsoft.com/office/tasks/2019/documenttasks" xmlns:cr="http://schemas.microsoft.com/office/comments/2020/reactions">
+<w:styles xmlns:mc="http://schemas.openxmlformats.org/markup-compatibility/2006" xmlns:r="http://schemas.openxmlformats.org/officeDocument/2006/relationships" xmlns:w="http://schemas.openxmlformats.org/wordprocessingml/2006/main" xmlns:w14="http://schemas.microsoft.com/office/word/2010/wordml" xmlns:w15="http://schemas.microsoft.com/office/word/2012/wordml" xmlns:w16cex="http://schemas.microsoft.com/office/word/2018/wordml/cex" xmlns:w16cid="http://schemas.microsoft.com/office/word/2016/wordml/cid" xmlns:w16="http://schemas.microsoft.com/office/word/2018/wordml" xmlns:w16du="http://schemas.microsoft.com/office/word/2023/wordml/word16du" xmlns:w16sdtdh="http://schemas.microsoft.com/office/word/2020/wordml/sdtdatahash" xmlns:w16sdtfl="http://schemas.microsoft.com/office/word/2024/wordml/sdtformatlock" xmlns:w16se="http://schemas.microsoft.com/office/word/2015/wordml/symex" mc:Ignorable="w14 w15 w16se w16cid w16 w16cex w16sdtdh w16sdtfl w16du">
   <w:docDefaults>
     <w:rPrDefault>
       <w:rPr>
-        <w:rFonts w:ascii="Arial" w:cs="Arial" w:eastAsia="Arial" w:hAnsi="Arial"/>
+        <w:rFonts w:ascii="Arial" w:eastAsia="Arial" w:hAnsi="Arial" w:cs="Arial"/>
         <w:sz w:val="22"/>
         <w:szCs w:val="22"/>
-        <w:lang w:val="fr"/>
+        <w:lang w:val="fr" w:eastAsia="fr-FR" w:bidi="ar-SA"/>
       </w:rPr>
     </w:rPrDefault>
     <w:pPrDefault>
@@ -2336,79 +2344,457 @@
       </w:pPr>
     </w:pPrDefault>
   </w:docDefaults>
-  <w:style w:type="table" w:styleId="TableNormal" w:default="1">
-    <w:name w:val="TableNormal"/>
-    <w:tblPr>
-      <w:tblCellMar>
-        <w:top w:w="100.0" w:type="dxa"/>
-        <w:left w:w="100.0" w:type="dxa"/>
-        <w:bottom w:w="100.0" w:type="dxa"/>
-        <w:right w:w="100.0" w:type="dxa"/>
-      </w:tblCellMar>
-    </w:tblPr>
+  <w:latentStyles w:defLockedState="0" w:defUIPriority="99" w:defSemiHidden="0" w:defUnhideWhenUsed="0" w:defQFormat="0" w:count="376">
+    <w:lsdException w:name="Normal" w:uiPriority="0" w:qFormat="1"/>
+    <w:lsdException w:name="heading 1" w:uiPriority="9" w:qFormat="1"/>
+    <w:lsdException w:name="heading 2" w:semiHidden="1" w:uiPriority="9" w:unhideWhenUsed="1" w:qFormat="1"/>
+    <w:lsdException w:name="heading 3" w:semiHidden="1" w:uiPriority="9" w:unhideWhenUsed="1" w:qFormat="1"/>
+    <w:lsdException w:name="heading 4" w:semiHidden="1" w:uiPriority="9" w:unhideWhenUsed="1" w:qFormat="1"/>
+    <w:lsdException w:name="heading 5" w:semiHidden="1" w:uiPriority="9" w:unhideWhenUsed="1" w:qFormat="1"/>
+    <w:lsdException w:name="heading 6" w:semiHidden="1" w:uiPriority="9" w:unhideWhenUsed="1" w:qFormat="1"/>
+    <w:lsdException w:name="heading 7" w:semiHidden="1" w:uiPriority="9" w:unhideWhenUsed="1" w:qFormat="1"/>
+    <w:lsdException w:name="heading 8" w:semiHidden="1" w:uiPriority="9" w:unhideWhenUsed="1" w:qFormat="1"/>
+    <w:lsdException w:name="heading 9" w:semiHidden="1" w:uiPriority="9" w:unhideWhenUsed="1" w:qFormat="1"/>
+    <w:lsdException w:name="index 1" w:semiHidden="1" w:unhideWhenUsed="1"/>
+    <w:lsdException w:name="index 2" w:semiHidden="1" w:unhideWhenUsed="1"/>
+    <w:lsdException w:name="index 3" w:semiHidden="1" w:unhideWhenUsed="1"/>
+    <w:lsdException w:name="index 4" w:semiHidden="1" w:unhideWhenUsed="1"/>
+    <w:lsdException w:name="index 5" w:semiHidden="1" w:unhideWhenUsed="1"/>
+    <w:lsdException w:name="index 6" w:semiHidden="1" w:unhideWhenUsed="1"/>
+    <w:lsdException w:name="index 7" w:semiHidden="1" w:unhideWhenUsed="1"/>
+    <w:lsdException w:name="index 8" w:semiHidden="1" w:unhideWhenUsed="1"/>
+    <w:lsdException w:name="index 9" w:semiHidden="1" w:unhideWhenUsed="1"/>
+    <w:lsdException w:name="toc 1" w:semiHidden="1" w:uiPriority="39" w:unhideWhenUsed="1"/>
+    <w:lsdException w:name="toc 2" w:semiHidden="1" w:uiPriority="39" w:unhideWhenUsed="1"/>
+    <w:lsdException w:name="toc 3" w:semiHidden="1" w:uiPriority="39" w:unhideWhenUsed="1"/>
+    <w:lsdException w:name="toc 4" w:semiHidden="1" w:uiPriority="39" w:unhideWhenUsed="1"/>
+    <w:lsdException w:name="toc 5" w:semiHidden="1" w:uiPriority="39" w:unhideWhenUsed="1"/>
+    <w:lsdException w:name="toc 6" w:semiHidden="1" w:uiPriority="39" w:unhideWhenUsed="1"/>
+    <w:lsdException w:name="toc 7" w:semiHidden="1" w:uiPriority="39" w:unhideWhenUsed="1"/>
+    <w:lsdException w:name="toc 8" w:semiHidden="1" w:uiPriority="39" w:unhideWhenUsed="1"/>
+    <w:lsdException w:name="toc 9" w:semiHidden="1" w:uiPriority="39" w:unhideWhenUsed="1"/>
+    <w:lsdException w:name="Normal Indent" w:semiHidden="1" w:unhideWhenUsed="1"/>
+    <w:lsdException w:name="footnote text" w:semiHidden="1" w:unhideWhenUsed="1"/>
+    <w:lsdException w:name="annotation text" w:semiHidden="1" w:unhideWhenUsed="1"/>
+    <w:lsdException w:name="header" w:semiHidden="1" w:unhideWhenUsed="1"/>
+    <w:lsdException w:name="footer" w:semiHidden="1" w:unhideWhenUsed="1"/>
+    <w:lsdException w:name="index heading" w:semiHidden="1" w:unhideWhenUsed="1"/>
+    <w:lsdException w:name="caption" w:semiHidden="1" w:uiPriority="35" w:unhideWhenUsed="1" w:qFormat="1"/>
+    <w:lsdException w:name="table of figures" w:semiHidden="1" w:unhideWhenUsed="1"/>
+    <w:lsdException w:name="envelope address" w:semiHidden="1" w:unhideWhenUsed="1"/>
+    <w:lsdException w:name="envelope return" w:semiHidden="1" w:unhideWhenUsed="1"/>
+    <w:lsdException w:name="footnote reference" w:semiHidden="1" w:unhideWhenUsed="1"/>
+    <w:lsdException w:name="annotation reference" w:semiHidden="1" w:unhideWhenUsed="1"/>
+    <w:lsdException w:name="line number" w:semiHidden="1" w:unhideWhenUsed="1"/>
+    <w:lsdException w:name="page number" w:semiHidden="1" w:unhideWhenUsed="1"/>
+    <w:lsdException w:name="endnote reference" w:semiHidden="1" w:unhideWhenUsed="1"/>
+    <w:lsdException w:name="endnote text" w:semiHidden="1" w:unhideWhenUsed="1"/>
+    <w:lsdException w:name="table of authorities" w:semiHidden="1" w:unhideWhenUsed="1"/>
+    <w:lsdException w:name="macro" w:semiHidden="1" w:unhideWhenUsed="1"/>
+    <w:lsdException w:name="toa heading" w:semiHidden="1" w:unhideWhenUsed="1"/>
+    <w:lsdException w:name="List" w:semiHidden="1" w:unhideWhenUsed="1"/>
+    <w:lsdException w:name="List Bullet" w:semiHidden="1" w:unhideWhenUsed="1"/>
+    <w:lsdException w:name="List Number" w:semiHidden="1" w:unhideWhenUsed="1"/>
+    <w:lsdException w:name="List 2" w:semiHidden="1" w:unhideWhenUsed="1"/>
+    <w:lsdException w:name="List 3" w:semiHidden="1" w:unhideWhenUsed="1"/>
+    <w:lsdException w:name="List 4" w:semiHidden="1" w:unhideWhenUsed="1"/>
+    <w:lsdException w:name="List 5" w:semiHidden="1" w:unhideWhenUsed="1"/>
+    <w:lsdException w:name="List Bullet 2" w:semiHidden="1" w:unhideWhenUsed="1"/>
+    <w:lsdException w:name="List Bullet 3" w:semiHidden="1" w:unhideWhenUsed="1"/>
+    <w:lsdException w:name="List Bullet 4" w:semiHidden="1" w:unhideWhenUsed="1"/>
+    <w:lsdException w:name="List Bullet 5" w:semiHidden="1" w:unhideWhenUsed="1"/>
+    <w:lsdException w:name="List Number 2" w:semiHidden="1" w:unhideWhenUsed="1"/>
+    <w:lsdException w:name="List Number 3" w:semiHidden="1" w:unhideWhenUsed="1"/>
+    <w:lsdException w:name="List Number 4" w:semiHidden="1" w:unhideWhenUsed="1"/>
+    <w:lsdException w:name="List Number 5" w:semiHidden="1" w:unhideWhenUsed="1"/>
+    <w:lsdException w:name="Title" w:uiPriority="10" w:qFormat="1"/>
+    <w:lsdException w:name="Closing" w:semiHidden="1" w:unhideWhenUsed="1"/>
+    <w:lsdException w:name="Signature" w:semiHidden="1" w:unhideWhenUsed="1"/>
+    <w:lsdException w:name="Default Paragraph Font" w:semiHidden="1" w:uiPriority="1" w:unhideWhenUsed="1"/>
+    <w:lsdException w:name="Body Text" w:semiHidden="1" w:unhideWhenUsed="1"/>
+    <w:lsdException w:name="Body Text Indent" w:semiHidden="1" w:unhideWhenUsed="1"/>
+    <w:lsdException w:name="List Continue" w:semiHidden="1" w:unhideWhenUsed="1"/>
+    <w:lsdException w:name="List Continue 2" w:semiHidden="1" w:unhideWhenUsed="1"/>
+    <w:lsdException w:name="List Continue 3" w:semiHidden="1" w:unhideWhenUsed="1"/>
+    <w:lsdException w:name="List Continue 4" w:semiHidden="1" w:unhideWhenUsed="1"/>
+    <w:lsdException w:name="List Continue 5" w:semiHidden="1" w:unhideWhenUsed="1"/>
+    <w:lsdException w:name="Message Header" w:semiHidden="1" w:unhideWhenUsed="1"/>
+    <w:lsdException w:name="Subtitle" w:uiPriority="11" w:qFormat="1"/>
+    <w:lsdException w:name="Salutation" w:semiHidden="1" w:unhideWhenUsed="1"/>
+    <w:lsdException w:name="Date" w:semiHidden="1" w:unhideWhenUsed="1"/>
+    <w:lsdException w:name="Body Text First Indent" w:semiHidden="1" w:unhideWhenUsed="1"/>
+    <w:lsdException w:name="Body Text First Indent 2" w:semiHidden="1" w:unhideWhenUsed="1"/>
+    <w:lsdException w:name="Note Heading" w:semiHidden="1" w:unhideWhenUsed="1"/>
+    <w:lsdException w:name="Body Text 2" w:semiHidden="1" w:unhideWhenUsed="1"/>
+    <w:lsdException w:name="Body Text 3" w:semiHidden="1" w:unhideWhenUsed="1"/>
+    <w:lsdException w:name="Body Text Indent 2" w:semiHidden="1" w:unhideWhenUsed="1"/>
+    <w:lsdException w:name="Body Text Indent 3" w:semiHidden="1" w:unhideWhenUsed="1"/>
+    <w:lsdException w:name="Block Text" w:semiHidden="1" w:unhideWhenUsed="1"/>
+    <w:lsdException w:name="Hyperlink" w:semiHidden="1" w:unhideWhenUsed="1"/>
+    <w:lsdException w:name="FollowedHyperlink" w:semiHidden="1" w:unhideWhenUsed="1"/>
+    <w:lsdException w:name="Strong" w:uiPriority="22" w:qFormat="1"/>
+    <w:lsdException w:name="Emphasis" w:uiPriority="20" w:qFormat="1"/>
+    <w:lsdException w:name="Document Map" w:semiHidden="1" w:unhideWhenUsed="1"/>
+    <w:lsdException w:name="Plain Text" w:semiHidden="1" w:unhideWhenUsed="1"/>
+    <w:lsdException w:name="E-mail Signature" w:semiHidden="1" w:unhideWhenUsed="1"/>
+    <w:lsdException w:name="HTML Top of Form" w:semiHidden="1" w:unhideWhenUsed="1"/>
+    <w:lsdException w:name="HTML Bottom of Form" w:semiHidden="1" w:unhideWhenUsed="1"/>
+    <w:lsdException w:name="Normal (Web)" w:semiHidden="1" w:unhideWhenUsed="1"/>
+    <w:lsdException w:name="HTML Acronym" w:semiHidden="1" w:unhideWhenUsed="1"/>
+    <w:lsdException w:name="HTML Address" w:semiHidden="1" w:unhideWhenUsed="1"/>
+    <w:lsdException w:name="HTML Cite" w:semiHidden="1" w:unhideWhenUsed="1"/>
+    <w:lsdException w:name="HTML Code" w:semiHidden="1" w:unhideWhenUsed="1"/>
+    <w:lsdException w:name="HTML Definition" w:semiHidden="1" w:unhideWhenUsed="1"/>
+    <w:lsdException w:name="HTML Keyboard" w:semiHidden="1" w:unhideWhenUsed="1"/>
+    <w:lsdException w:name="HTML Preformatted" w:semiHidden="1" w:unhideWhenUsed="1"/>
+    <w:lsdException w:name="HTML Sample" w:semiHidden="1" w:unhideWhenUsed="1"/>
+    <w:lsdException w:name="HTML Typewriter" w:semiHidden="1" w:unhideWhenUsed="1"/>
+    <w:lsdException w:name="HTML Variable" w:semiHidden="1" w:unhideWhenUsed="1"/>
+    <w:lsdException w:name="Normal Table" w:semiHidden="1" w:unhideWhenUsed="1"/>
+    <w:lsdException w:name="annotation subject" w:semiHidden="1" w:unhideWhenUsed="1"/>
+    <w:lsdException w:name="No List" w:semiHidden="1" w:unhideWhenUsed="1"/>
+    <w:lsdException w:name="Outline List 1" w:semiHidden="1" w:unhideWhenUsed="1"/>
+    <w:lsdException w:name="Outline List 2" w:semiHidden="1" w:unhideWhenUsed="1"/>
+    <w:lsdException w:name="Outline List 3" w:semiHidden="1" w:unhideWhenUsed="1"/>
+    <w:lsdException w:name="Table Simple 1" w:semiHidden="1" w:unhideWhenUsed="1"/>
+    <w:lsdException w:name="Table Simple 2" w:semiHidden="1" w:unhideWhenUsed="1"/>
+    <w:lsdException w:name="Table Simple 3" w:semiHidden="1" w:unhideWhenUsed="1"/>
+    <w:lsdException w:name="Table Classic 1" w:semiHidden="1" w:unhideWhenUsed="1"/>
+    <w:lsdException w:name="Table Classic 2" w:semiHidden="1" w:unhideWhenUsed="1"/>
+    <w:lsdException w:name="Table Classic 3" w:semiHidden="1" w:unhideWhenUsed="1"/>
+    <w:lsdException w:name="Table Classic 4" w:semiHidden="1" w:unhideWhenUsed="1"/>
+    <w:lsdException w:name="Table Colorful 1" w:semiHidden="1" w:unhideWhenUsed="1"/>
+    <w:lsdException w:name="Table Colorful 2" w:semiHidden="1" w:unhideWhenUsed="1"/>
+    <w:lsdException w:name="Table Colorful 3" w:semiHidden="1" w:unhideWhenUsed="1"/>
+    <w:lsdException w:name="Table Columns 1" w:semiHidden="1" w:unhideWhenUsed="1"/>
+    <w:lsdException w:name="Table Columns 2" w:semiHidden="1" w:unhideWhenUsed="1"/>
+    <w:lsdException w:name="Table Columns 3" w:semiHidden="1" w:unhideWhenUsed="1"/>
+    <w:lsdException w:name="Table Columns 4" w:semiHidden="1" w:unhideWhenUsed="1"/>
+    <w:lsdException w:name="Table Columns 5" w:semiHidden="1" w:unhideWhenUsed="1"/>
+    <w:lsdException w:name="Table Grid 1" w:semiHidden="1" w:unhideWhenUsed="1"/>
+    <w:lsdException w:name="Table Grid 2" w:semiHidden="1" w:unhideWhenUsed="1"/>
+    <w:lsdException w:name="Table Grid 3" w:semiHidden="1" w:unhideWhenUsed="1"/>
+    <w:lsdException w:name="Table Grid 4" w:semiHidden="1" w:unhideWhenUsed="1"/>
+    <w:lsdException w:name="Table Grid 5" w:semiHidden="1" w:unhideWhenUsed="1"/>
+    <w:lsdException w:name="Table Grid 6" w:semiHidden="1" w:unhideWhenUsed="1"/>
+    <w:lsdException w:name="Table Grid 7" w:semiHidden="1" w:unhideWhenUsed="1"/>
+    <w:lsdException w:name="Table Grid 8" w:semiHidden="1" w:unhideWhenUsed="1"/>
+    <w:lsdException w:name="Table List 1" w:semiHidden="1" w:unhideWhenUsed="1"/>
+    <w:lsdException w:name="Table List 2" w:semiHidden="1" w:unhideWhenUsed="1"/>
+    <w:lsdException w:name="Table List 3" w:semiHidden="1" w:unhideWhenUsed="1"/>
+    <w:lsdException w:name="Table List 4" w:semiHidden="1" w:unhideWhenUsed="1"/>
+    <w:lsdException w:name="Table List 5" w:semiHidden="1" w:unhideWhenUsed="1"/>
+    <w:lsdException w:name="Table List 6" w:semiHidden="1" w:unhideWhenUsed="1"/>
+    <w:lsdException w:name="Table List 7" w:semiHidden="1" w:unhideWhenUsed="1"/>
+    <w:lsdException w:name="Table List 8" w:semiHidden="1" w:unhideWhenUsed="1"/>
+    <w:lsdException w:name="Table 3D effects 1" w:semiHidden="1" w:unhideWhenUsed="1"/>
+    <w:lsdException w:name="Table 3D effects 2" w:semiHidden="1" w:unhideWhenUsed="1"/>
+    <w:lsdException w:name="Table 3D effects 3" w:semiHidden="1" w:unhideWhenUsed="1"/>
+    <w:lsdException w:name="Table Contemporary" w:semiHidden="1" w:unhideWhenUsed="1"/>
+    <w:lsdException w:name="Table Elegant" w:semiHidden="1" w:unhideWhenUsed="1"/>
+    <w:lsdException w:name="Table Professional" w:semiHidden="1" w:unhideWhenUsed="1"/>
+    <w:lsdException w:name="Table Subtle 1" w:semiHidden="1" w:unhideWhenUsed="1"/>
+    <w:lsdException w:name="Table Subtle 2" w:semiHidden="1" w:unhideWhenUsed="1"/>
+    <w:lsdException w:name="Table Web 1" w:semiHidden="1" w:unhideWhenUsed="1"/>
+    <w:lsdException w:name="Table Web 2" w:semiHidden="1" w:unhideWhenUsed="1"/>
+    <w:lsdException w:name="Table Web 3" w:semiHidden="1" w:unhideWhenUsed="1"/>
+    <w:lsdException w:name="Balloon Text" w:semiHidden="1" w:unhideWhenUsed="1"/>
+    <w:lsdException w:name="Table Grid" w:uiPriority="39"/>
+    <w:lsdException w:name="Table Theme" w:semiHidden="1" w:unhideWhenUsed="1"/>
+    <w:lsdException w:name="Placeholder Text" w:semiHidden="1"/>
+    <w:lsdException w:name="No Spacing" w:uiPriority="1" w:qFormat="1"/>
+    <w:lsdException w:name="Light Shading" w:uiPriority="60"/>
+    <w:lsdException w:name="Light List" w:uiPriority="61"/>
+    <w:lsdException w:name="Light Grid" w:uiPriority="62"/>
+    <w:lsdException w:name="Medium Shading 1" w:uiPriority="63"/>
+    <w:lsdException w:name="Medium Shading 2" w:uiPriority="64"/>
+    <w:lsdException w:name="Medium List 1" w:uiPriority="65"/>
+    <w:lsdException w:name="Medium List 2" w:uiPriority="66"/>
+    <w:lsdException w:name="Medium Grid 1" w:uiPriority="67"/>
+    <w:lsdException w:name="Medium Grid 2" w:uiPriority="68"/>
+    <w:lsdException w:name="Medium Grid 3" w:uiPriority="69"/>
+    <w:lsdException w:name="Dark List" w:uiPriority="70"/>
+    <w:lsdException w:name="Colorful Shading" w:uiPriority="71"/>
+    <w:lsdException w:name="Colorful List" w:uiPriority="72"/>
+    <w:lsdException w:name="Colorful Grid" w:uiPriority="73"/>
+    <w:lsdException w:name="Light Shading Accent 1" w:uiPriority="60"/>
+    <w:lsdException w:name="Light List Accent 1" w:uiPriority="61"/>
+    <w:lsdException w:name="Light Grid Accent 1" w:uiPriority="62"/>
+    <w:lsdException w:name="Medium Shading 1 Accent 1" w:uiPriority="63"/>
+    <w:lsdException w:name="Medium Shading 2 Accent 1" w:uiPriority="64"/>
+    <w:lsdException w:name="Medium List 1 Accent 1" w:uiPriority="65"/>
+    <w:lsdException w:name="Revision" w:semiHidden="1"/>
+    <w:lsdException w:name="List Paragraph" w:uiPriority="34" w:qFormat="1"/>
+    <w:lsdException w:name="Quote" w:uiPriority="29" w:qFormat="1"/>
+    <w:lsdException w:name="Intense Quote" w:uiPriority="30" w:qFormat="1"/>
+    <w:lsdException w:name="Medium List 2 Accent 1" w:uiPriority="66"/>
+    <w:lsdException w:name="Medium Grid 1 Accent 1" w:uiPriority="67"/>
+    <w:lsdException w:name="Medium Grid 2 Accent 1" w:uiPriority="68"/>
+    <w:lsdException w:name="Medium Grid 3 Accent 1" w:uiPriority="69"/>
+    <w:lsdException w:name="Dark List Accent 1" w:uiPriority="70"/>
+    <w:lsdException w:name="Colorful Shading Accent 1" w:uiPriority="71"/>
+    <w:lsdException w:name="Colorful List Accent 1" w:uiPriority="72"/>
+    <w:lsdException w:name="Colorful Grid Accent 1" w:uiPriority="73"/>
+    <w:lsdException w:name="Light Shading Accent 2" w:uiPriority="60"/>
+    <w:lsdException w:name="Light List Accent 2" w:uiPriority="61"/>
+    <w:lsdException w:name="Light Grid Accent 2" w:uiPriority="62"/>
+    <w:lsdException w:name="Medium Shading 1 Accent 2" w:uiPriority="63"/>
+    <w:lsdException w:name="Medium Shading 2 Accent 2" w:uiPriority="64"/>
+    <w:lsdException w:name="Medium List 1 Accent 2" w:uiPriority="65"/>
+    <w:lsdException w:name="Medium List 2 Accent 2" w:uiPriority="66"/>
+    <w:lsdException w:name="Medium Grid 1 Accent 2" w:uiPriority="67"/>
+    <w:lsdException w:name="Medium Grid 2 Accent 2" w:uiPriority="68"/>
+    <w:lsdException w:name="Medium Grid 3 Accent 2" w:uiPriority="69"/>
+    <w:lsdException w:name="Dark List Accent 2" w:uiPriority="70"/>
+    <w:lsdException w:name="Colorful Shading Accent 2" w:uiPriority="71"/>
+    <w:lsdException w:name="Colorful List Accent 2" w:uiPriority="72"/>
+    <w:lsdException w:name="Colorful Grid Accent 2" w:uiPriority="73"/>
+    <w:lsdException w:name="Light Shading Accent 3" w:uiPriority="60"/>
+    <w:lsdException w:name="Light List Accent 3" w:uiPriority="61"/>
+    <w:lsdException w:name="Light Grid Accent 3" w:uiPriority="62"/>
+    <w:lsdException w:name="Medium Shading 1 Accent 3" w:uiPriority="63"/>
+    <w:lsdException w:name="Medium Shading 2 Accent 3" w:uiPriority="64"/>
+    <w:lsdException w:name="Medium List 1 Accent 3" w:uiPriority="65"/>
+    <w:lsdException w:name="Medium List 2 Accent 3" w:uiPriority="66"/>
+    <w:lsdException w:name="Medium Grid 1 Accent 3" w:uiPriority="67"/>
+    <w:lsdException w:name="Medium Grid 2 Accent 3" w:uiPriority="68"/>
+    <w:lsdException w:name="Medium Grid 3 Accent 3" w:uiPriority="69"/>
+    <w:lsdException w:name="Dark List Accent 3" w:uiPriority="70"/>
+    <w:lsdException w:name="Colorful Shading Accent 3" w:uiPriority="71"/>
+    <w:lsdException w:name="Colorful List Accent 3" w:uiPriority="72"/>
+    <w:lsdException w:name="Colorful Grid Accent 3" w:uiPriority="73"/>
+    <w:lsdException w:name="Light Shading Accent 4" w:uiPriority="60"/>
+    <w:lsdException w:name="Light List Accent 4" w:uiPriority="61"/>
+    <w:lsdException w:name="Light Grid Accent 4" w:uiPriority="62"/>
+    <w:lsdException w:name="Medium Shading 1 Accent 4" w:uiPriority="63"/>
+    <w:lsdException w:name="Medium Shading 2 Accent 4" w:uiPriority="64"/>
+    <w:lsdException w:name="Medium List 1 Accent 4" w:uiPriority="65"/>
+    <w:lsdException w:name="Medium List 2 Accent 4" w:uiPriority="66"/>
+    <w:lsdException w:name="Medium Grid 1 Accent 4" w:uiPriority="67"/>
+    <w:lsdException w:name="Medium Grid 2 Accent 4" w:uiPriority="68"/>
+    <w:lsdException w:name="Medium Grid 3 Accent 4" w:uiPriority="69"/>
+    <w:lsdException w:name="Dark List Accent 4" w:uiPriority="70"/>
+    <w:lsdException w:name="Colorful Shading Accent 4" w:uiPriority="71"/>
+    <w:lsdException w:name="Colorful List Accent 4" w:uiPriority="72"/>
+    <w:lsdException w:name="Colorful Grid Accent 4" w:uiPriority="73"/>
+    <w:lsdException w:name="Light Shading Accent 5" w:uiPriority="60"/>
+    <w:lsdException w:name="Light List Accent 5" w:uiPriority="61"/>
+    <w:lsdException w:name="Light Grid Accent 5" w:uiPriority="62"/>
+    <w:lsdException w:name="Medium Shading 1 Accent 5" w:uiPriority="63"/>
+    <w:lsdException w:name="Medium Shading 2 Accent 5" w:uiPriority="64"/>
+    <w:lsdException w:name="Medium List 1 Accent 5" w:uiPriority="65"/>
+    <w:lsdException w:name="Medium List 2 Accent 5" w:uiPriority="66"/>
+    <w:lsdException w:name="Medium Grid 1 Accent 5" w:uiPriority="67"/>
+    <w:lsdException w:name="Medium Grid 2 Accent 5" w:uiPriority="68"/>
+    <w:lsdException w:name="Medium Grid 3 Accent 5" w:uiPriority="69"/>
+    <w:lsdException w:name="Dark List Accent 5" w:uiPriority="70"/>
+    <w:lsdException w:name="Colorful Shading Accent 5" w:uiPriority="71"/>
+    <w:lsdException w:name="Colorful List Accent 5" w:uiPriority="72"/>
+    <w:lsdException w:name="Colorful Grid Accent 5" w:uiPriority="73"/>
+    <w:lsdException w:name="Light Shading Accent 6" w:uiPriority="60"/>
+    <w:lsdException w:name="Light List Accent 6" w:uiPriority="61"/>
+    <w:lsdException w:name="Light Grid Accent 6" w:uiPriority="62"/>
+    <w:lsdException w:name="Medium Shading 1 Accent 6" w:uiPriority="63"/>
+    <w:lsdException w:name="Medium Shading 2 Accent 6" w:uiPriority="64"/>
+    <w:lsdException w:name="Medium List 1 Accent 6" w:uiPriority="65"/>
+    <w:lsdException w:name="Medium List 2 Accent 6" w:uiPriority="66"/>
+    <w:lsdException w:name="Medium Grid 1 Accent 6" w:uiPriority="67"/>
+    <w:lsdException w:name="Medium Grid 2 Accent 6" w:uiPriority="68"/>
+    <w:lsdException w:name="Medium Grid 3 Accent 6" w:uiPriority="69"/>
+    <w:lsdException w:name="Dark List Accent 6" w:uiPriority="70"/>
+    <w:lsdException w:name="Colorful Shading Accent 6" w:uiPriority="71"/>
+    <w:lsdException w:name="Colorful List Accent 6" w:uiPriority="72"/>
+    <w:lsdException w:name="Colorful Grid Accent 6" w:uiPriority="73"/>
+    <w:lsdException w:name="Subtle Emphasis" w:uiPriority="19" w:qFormat="1"/>
+    <w:lsdException w:name="Intense Emphasis" w:uiPriority="21" w:qFormat="1"/>
+    <w:lsdException w:name="Subtle Reference" w:uiPriority="31" w:qFormat="1"/>
+    <w:lsdException w:name="Intense Reference" w:uiPriority="32" w:qFormat="1"/>
+    <w:lsdException w:name="Book Title" w:uiPriority="33" w:qFormat="1"/>
+    <w:lsdException w:name="Bibliography" w:semiHidden="1" w:uiPriority="37" w:unhideWhenUsed="1"/>
+    <w:lsdException w:name="TOC Heading" w:semiHidden="1" w:uiPriority="39" w:unhideWhenUsed="1" w:qFormat="1"/>
+    <w:lsdException w:name="Plain Table 1" w:uiPriority="41"/>
+    <w:lsdException w:name="Plain Table 2" w:uiPriority="42"/>
+    <w:lsdException w:name="Plain Table 3" w:uiPriority="43"/>
+    <w:lsdException w:name="Plain Table 4" w:uiPriority="44"/>
+    <w:lsdException w:name="Plain Table 5" w:uiPriority="45"/>
+    <w:lsdException w:name="Grid Table Light" w:uiPriority="40"/>
+    <w:lsdException w:name="Grid Table 1 Light" w:uiPriority="46"/>
+    <w:lsdException w:name="Grid Table 2" w:uiPriority="47"/>
+    <w:lsdException w:name="Grid Table 3" w:uiPriority="48"/>
+    <w:lsdException w:name="Grid Table 4" w:uiPriority="49"/>
+    <w:lsdException w:name="Grid Table 5 Dark" w:uiPriority="50"/>
+    <w:lsdException w:name="Grid Table 6 Colorful" w:uiPriority="51"/>
+    <w:lsdException w:name="Grid Table 7 Colorful" w:uiPriority="52"/>
+    <w:lsdException w:name="Grid Table 1 Light Accent 1" w:uiPriority="46"/>
+    <w:lsdException w:name="Grid Table 2 Accent 1" w:uiPriority="47"/>
+    <w:lsdException w:name="Grid Table 3 Accent 1" w:uiPriority="48"/>
+    <w:lsdException w:name="Grid Table 4 Accent 1" w:uiPriority="49"/>
+    <w:lsdException w:name="Grid Table 5 Dark Accent 1" w:uiPriority="50"/>
+    <w:lsdException w:name="Grid Table 6 Colorful Accent 1" w:uiPriority="51"/>
+    <w:lsdException w:name="Grid Table 7 Colorful Accent 1" w:uiPriority="52"/>
+    <w:lsdException w:name="Grid Table 1 Light Accent 2" w:uiPriority="46"/>
+    <w:lsdException w:name="Grid Table 2 Accent 2" w:uiPriority="47"/>
+    <w:lsdException w:name="Grid Table 3 Accent 2" w:uiPriority="48"/>
+    <w:lsdException w:name="Grid Table 4 Accent 2" w:uiPriority="49"/>
+    <w:lsdException w:name="Grid Table 5 Dark Accent 2" w:uiPriority="50"/>
+    <w:lsdException w:name="Grid Table 6 Colorful Accent 2" w:uiPriority="51"/>
+    <w:lsdException w:name="Grid Table 7 Colorful Accent 2" w:uiPriority="52"/>
+    <w:lsdException w:name="Grid Table 1 Light Accent 3" w:uiPriority="46"/>
+    <w:lsdException w:name="Grid Table 2 Accent 3" w:uiPriority="47"/>
+    <w:lsdException w:name="Grid Table 3 Accent 3" w:uiPriority="48"/>
+    <w:lsdException w:name="Grid Table 4 Accent 3" w:uiPriority="49"/>
+    <w:lsdException w:name="Grid Table 5 Dark Accent 3" w:uiPriority="50"/>
+    <w:lsdException w:name="Grid Table 6 Colorful Accent 3" w:uiPriority="51"/>
+    <w:lsdException w:name="Grid Table 7 Colorful Accent 3" w:uiPriority="52"/>
+    <w:lsdException w:name="Grid Table 1 Light Accent 4" w:uiPriority="46"/>
+    <w:lsdException w:name="Grid Table 2 Accent 4" w:uiPriority="47"/>
+    <w:lsdException w:name="Grid Table 3 Accent 4" w:uiPriority="48"/>
+    <w:lsdException w:name="Grid Table 4 Accent 4" w:uiPriority="49"/>
+    <w:lsdException w:name="Grid Table 5 Dark Accent 4" w:uiPriority="50"/>
+    <w:lsdException w:name="Grid Table 6 Colorful Accent 4" w:uiPriority="51"/>
+    <w:lsdException w:name="Grid Table 7 Colorful Accent 4" w:uiPriority="52"/>
+    <w:lsdException w:name="Grid Table 1 Light Accent 5" w:uiPriority="46"/>
+    <w:lsdException w:name="Grid Table 2 Accent 5" w:uiPriority="47"/>
+    <w:lsdException w:name="Grid Table 3 Accent 5" w:uiPriority="48"/>
+    <w:lsdException w:name="Grid Table 4 Accent 5" w:uiPriority="49"/>
+    <w:lsdException w:name="Grid Table 5 Dark Accent 5" w:uiPriority="50"/>
+    <w:lsdException w:name="Grid Table 6 Colorful Accent 5" w:uiPriority="51"/>
+    <w:lsdException w:name="Grid Table 7 Colorful Accent 5" w:uiPriority="52"/>
+    <w:lsdException w:name="Grid Table 1 Light Accent 6" w:uiPriority="46"/>
+    <w:lsdException w:name="Grid Table 2 Accent 6" w:uiPriority="47"/>
+    <w:lsdException w:name="Grid Table 3 Accent 6" w:uiPriority="48"/>
+    <w:lsdException w:name="Grid Table 4 Accent 6" w:uiPriority="49"/>
+    <w:lsdException w:name="Grid Table 5 Dark Accent 6" w:uiPriority="50"/>
+    <w:lsdException w:name="Grid Table 6 Colorful Accent 6" w:uiPriority="51"/>
+    <w:lsdException w:name="Grid Table 7 Colorful Accent 6" w:uiPriority="52"/>
+    <w:lsdException w:name="List Table 1 Light" w:uiPriority="46"/>
+    <w:lsdException w:name="List Table 2" w:uiPriority="47"/>
+    <w:lsdException w:name="List Table 3" w:uiPriority="48"/>
+    <w:lsdException w:name="List Table 4" w:uiPriority="49"/>
+    <w:lsdException w:name="List Table 5 Dark" w:uiPriority="50"/>
+    <w:lsdException w:name="List Table 6 Colorful" w:uiPriority="51"/>
+    <w:lsdException w:name="List Table 7 Colorful" w:uiPriority="52"/>
+    <w:lsdException w:name="List Table 1 Light Accent 1" w:uiPriority="46"/>
+    <w:lsdException w:name="List Table 2 Accent 1" w:uiPriority="47"/>
+    <w:lsdException w:name="List Table 3 Accent 1" w:uiPriority="48"/>
+    <w:lsdException w:name="List Table 4 Accent 1" w:uiPriority="49"/>
+    <w:lsdException w:name="List Table 5 Dark Accent 1" w:uiPriority="50"/>
+    <w:lsdException w:name="List Table 6 Colorful Accent 1" w:uiPriority="51"/>
+    <w:lsdException w:name="List Table 7 Colorful Accent 1" w:uiPriority="52"/>
+    <w:lsdException w:name="List Table 1 Light Accent 2" w:uiPriority="46"/>
+    <w:lsdException w:name="List Table 2 Accent 2" w:uiPriority="47"/>
+    <w:lsdException w:name="List Table 3 Accent 2" w:uiPriority="48"/>
+    <w:lsdException w:name="List Table 4 Accent 2" w:uiPriority="49"/>
+    <w:lsdException w:name="List Table 5 Dark Accent 2" w:uiPriority="50"/>
+    <w:lsdException w:name="List Table 6 Colorful Accent 2" w:uiPriority="51"/>
+    <w:lsdException w:name="List Table 7 Colorful Accent 2" w:uiPriority="52"/>
+    <w:lsdException w:name="List Table 1 Light Accent 3" w:uiPriority="46"/>
+    <w:lsdException w:name="List Table 2 Accent 3" w:uiPriority="47"/>
+    <w:lsdException w:name="List Table 3 Accent 3" w:uiPriority="48"/>
+    <w:lsdException w:name="List Table 4 Accent 3" w:uiPriority="49"/>
+    <w:lsdException w:name="List Table 5 Dark Accent 3" w:uiPriority="50"/>
+    <w:lsdException w:name="List Table 6 Colorful Accent 3" w:uiPriority="51"/>
+    <w:lsdException w:name="List Table 7 Colorful Accent 3" w:uiPriority="52"/>
+    <w:lsdException w:name="List Table 1 Light Accent 4" w:uiPriority="46"/>
+    <w:lsdException w:name="List Table 2 Accent 4" w:uiPriority="47"/>
+    <w:lsdException w:name="List Table 3 Accent 4" w:uiPriority="48"/>
+    <w:lsdException w:name="List Table 4 Accent 4" w:uiPriority="49"/>
+    <w:lsdException w:name="List Table 5 Dark Accent 4" w:uiPriority="50"/>
+    <w:lsdException w:name="List Table 6 Colorful Accent 4" w:uiPriority="51"/>
+    <w:lsdException w:name="List Table 7 Colorful Accent 4" w:uiPriority="52"/>
+    <w:lsdException w:name="List Table 1 Light Accent 5" w:uiPriority="46"/>
+    <w:lsdException w:name="List Table 2 Accent 5" w:uiPriority="47"/>
+    <w:lsdException w:name="List Table 3 Accent 5" w:uiPriority="48"/>
+    <w:lsdException w:name="List Table 4 Accent 5" w:uiPriority="49"/>
+    <w:lsdException w:name="List Table 5 Dark Accent 5" w:uiPriority="50"/>
+    <w:lsdException w:name="List Table 6 Colorful Accent 5" w:uiPriority="51"/>
+    <w:lsdException w:name="List Table 7 Colorful Accent 5" w:uiPriority="52"/>
+    <w:lsdException w:name="List Table 1 Light Accent 6" w:uiPriority="46"/>
+    <w:lsdException w:name="List Table 2 Accent 6" w:uiPriority="47"/>
+    <w:lsdException w:name="List Table 3 Accent 6" w:uiPriority="48"/>
+    <w:lsdException w:name="List Table 4 Accent 6" w:uiPriority="49"/>
+    <w:lsdException w:name="List Table 5 Dark Accent 6" w:uiPriority="50"/>
+    <w:lsdException w:name="List Table 6 Colorful Accent 6" w:uiPriority="51"/>
+    <w:lsdException w:name="List Table 7 Colorful Accent 6" w:uiPriority="52"/>
+    <w:lsdException w:name="Mention" w:semiHidden="1" w:unhideWhenUsed="1"/>
+    <w:lsdException w:name="Smart Hyperlink" w:semiHidden="1" w:unhideWhenUsed="1"/>
+    <w:lsdException w:name="Hashtag" w:semiHidden="1" w:unhideWhenUsed="1"/>
+    <w:lsdException w:name="Unresolved Mention" w:semiHidden="1" w:unhideWhenUsed="1"/>
+    <w:lsdException w:name="Smart Link" w:semiHidden="1" w:unhideWhenUsed="1"/>
+  </w:latentStyles>
+  <w:style w:type="paragraph" w:default="1" w:styleId="Normal">
+    <w:name w:val="Normal"/>
+    <w:qFormat/>
   </w:style>
-  <w:style w:type="paragraph" w:styleId="Normal" w:default="1">
-    <w:name w:val="normal"/>
-  </w:style>
-  <w:style w:type="paragraph" w:styleId="Heading1">
+  <w:style w:type="paragraph" w:styleId="Titre1">
     <w:name w:val="heading 1"/>
     <w:basedOn w:val="Normal"/>
     <w:next w:val="Normal"/>
+    <w:uiPriority w:val="9"/>
+    <w:qFormat/>
     <w:pPr>
-      <w:keepNext w:val="1"/>
-      <w:keepLines w:val="1"/>
-      <w:pageBreakBefore w:val="0"/>
-      <w:spacing w:after="120" w:before="400" w:lineRule="auto"/>
+      <w:keepNext/>
+      <w:keepLines/>
+      <w:spacing w:before="400" w:after="120"/>
+      <w:outlineLvl w:val="0"/>
     </w:pPr>
     <w:rPr>
       <w:sz w:val="40"/>
       <w:szCs w:val="40"/>
     </w:rPr>
   </w:style>
-  <w:style w:type="paragraph" w:styleId="Heading2">
+  <w:style w:type="paragraph" w:styleId="Titre2">
     <w:name w:val="heading 2"/>
     <w:basedOn w:val="Normal"/>
     <w:next w:val="Normal"/>
+    <w:uiPriority w:val="9"/>
+    <w:semiHidden/>
+    <w:unhideWhenUsed/>
+    <w:qFormat/>
     <w:pPr>
-      <w:keepNext w:val="1"/>
-      <w:keepLines w:val="1"/>
-      <w:pageBreakBefore w:val="0"/>
-      <w:spacing w:after="120" w:before="360" w:lineRule="auto"/>
+      <w:keepNext/>
+      <w:keepLines/>
+      <w:spacing w:before="360" w:after="120"/>
+      <w:outlineLvl w:val="1"/>
     </w:pPr>
     <w:rPr>
-      <w:b w:val="0"/>
-      <w:bCs w:val="0"/>
       <w:sz w:val="32"/>
       <w:szCs w:val="32"/>
     </w:rPr>
   </w:style>
-  <w:style w:type="paragraph" w:styleId="Heading3">
+  <w:style w:type="paragraph" w:styleId="Titre3">
     <w:name w:val="heading 3"/>
     <w:basedOn w:val="Normal"/>
     <w:next w:val="Normal"/>
+    <w:uiPriority w:val="9"/>
+    <w:semiHidden/>
+    <w:unhideWhenUsed/>
+    <w:qFormat/>
     <w:pPr>
-      <w:keepNext w:val="1"/>
-      <w:keepLines w:val="1"/>
-      <w:pageBreakBefore w:val="0"/>
-      <w:spacing w:after="80" w:before="320" w:lineRule="auto"/>
+      <w:keepNext/>
+      <w:keepLines/>
+      <w:spacing w:before="320" w:after="80"/>
+      <w:outlineLvl w:val="2"/>
     </w:pPr>
     <w:rPr>
-      <w:b w:val="0"/>
-      <w:bCs w:val="0"/>
       <w:color w:val="434343"/>
       <w:sz w:val="28"/>
       <w:szCs w:val="28"/>
     </w:rPr>
   </w:style>
-  <w:style w:type="paragraph" w:styleId="Heading4">
+  <w:style w:type="paragraph" w:styleId="Titre4">
     <w:name w:val="heading 4"/>
     <w:basedOn w:val="Normal"/>
     <w:next w:val="Normal"/>
+    <w:uiPriority w:val="9"/>
+    <w:semiHidden/>
+    <w:unhideWhenUsed/>
+    <w:qFormat/>
     <w:pPr>
-      <w:keepNext w:val="1"/>
-      <w:keepLines w:val="1"/>
-      <w:pageBreakBefore w:val="0"/>
-      <w:spacing w:after="80" w:before="280" w:lineRule="auto"/>
+      <w:keepNext/>
+      <w:keepLines/>
+      <w:spacing w:before="280" w:after="80"/>
+      <w:outlineLvl w:val="3"/>
     </w:pPr>
     <w:rPr>
       <w:color w:val="666666"/>
@@ -2416,72 +2802,135 @@
       <w:szCs w:val="24"/>
     </w:rPr>
   </w:style>
-  <w:style w:type="paragraph" w:styleId="Heading5">
+  <w:style w:type="paragraph" w:styleId="Titre5">
     <w:name w:val="heading 5"/>
     <w:basedOn w:val="Normal"/>
     <w:next w:val="Normal"/>
+    <w:uiPriority w:val="9"/>
+    <w:semiHidden/>
+    <w:unhideWhenUsed/>
+    <w:qFormat/>
     <w:pPr>
-      <w:keepNext w:val="1"/>
-      <w:keepLines w:val="1"/>
-      <w:pageBreakBefore w:val="0"/>
-      <w:spacing w:after="80" w:before="240" w:lineRule="auto"/>
+      <w:keepNext/>
+      <w:keepLines/>
+      <w:spacing w:before="240" w:after="80"/>
+      <w:outlineLvl w:val="4"/>
     </w:pPr>
     <w:rPr>
       <w:color w:val="666666"/>
-      <w:sz w:val="22"/>
-      <w:szCs w:val="22"/>
     </w:rPr>
   </w:style>
-  <w:style w:type="paragraph" w:styleId="Heading6">
+  <w:style w:type="paragraph" w:styleId="Titre6">
     <w:name w:val="heading 6"/>
     <w:basedOn w:val="Normal"/>
     <w:next w:val="Normal"/>
+    <w:uiPriority w:val="9"/>
+    <w:semiHidden/>
+    <w:unhideWhenUsed/>
+    <w:qFormat/>
     <w:pPr>
-      <w:keepNext w:val="1"/>
-      <w:keepLines w:val="1"/>
-      <w:pageBreakBefore w:val="0"/>
-      <w:spacing w:after="80" w:before="240" w:lineRule="auto"/>
+      <w:keepNext/>
+      <w:keepLines/>
+      <w:spacing w:before="240" w:after="80"/>
+      <w:outlineLvl w:val="5"/>
     </w:pPr>
     <w:rPr>
-      <w:i w:val="1"/>
-      <w:iCs w:val="1"/>
+      <w:i/>
+      <w:iCs/>
       <w:color w:val="666666"/>
-      <w:sz w:val="22"/>
-      <w:szCs w:val="22"/>
     </w:rPr>
   </w:style>
-  <w:style w:type="paragraph" w:styleId="Title">
+  <w:style w:type="character" w:default="1" w:styleId="Policepardfaut">
+    <w:name w:val="Default Paragraph Font"/>
+    <w:uiPriority w:val="1"/>
+    <w:unhideWhenUsed/>
+  </w:style>
+  <w:style w:type="table" w:default="1" w:styleId="TableauNormal">
+    <w:name w:val="Normal Table"/>
+    <w:uiPriority w:val="99"/>
+    <w:semiHidden/>
+    <w:unhideWhenUsed/>
+    <w:tblPr>
+      <w:tblInd w:w="0" w:type="dxa"/>
+      <w:tblCellMar>
+        <w:top w:w="0" w:type="dxa"/>
+        <w:left w:w="108" w:type="dxa"/>
+        <w:bottom w:w="0" w:type="dxa"/>
+        <w:right w:w="108" w:type="dxa"/>
+      </w:tblCellMar>
+    </w:tblPr>
+  </w:style>
+  <w:style w:type="numbering" w:default="1" w:styleId="Aucuneliste">
+    <w:name w:val="No List"/>
+    <w:uiPriority w:val="99"/>
+    <w:semiHidden/>
+    <w:unhideWhenUsed/>
+  </w:style>
+  <w:style w:type="table" w:customStyle="1" w:styleId="TableNormal">
+    <w:name w:val="TableNormal"/>
+    <w:tblPr>
+      <w:tblCellMar>
+        <w:top w:w="100" w:type="dxa"/>
+        <w:left w:w="100" w:type="dxa"/>
+        <w:bottom w:w="100" w:type="dxa"/>
+        <w:right w:w="100" w:type="dxa"/>
+      </w:tblCellMar>
+    </w:tblPr>
+  </w:style>
+  <w:style w:type="paragraph" w:styleId="Titre">
     <w:name w:val="Title"/>
     <w:basedOn w:val="Normal"/>
     <w:next w:val="Normal"/>
+    <w:uiPriority w:val="10"/>
+    <w:qFormat/>
     <w:pPr>
-      <w:keepNext w:val="1"/>
-      <w:keepLines w:val="1"/>
-      <w:pageBreakBefore w:val="0"/>
-      <w:spacing w:after="60" w:before="0" w:lineRule="auto"/>
+      <w:keepNext/>
+      <w:keepLines/>
+      <w:spacing w:after="60"/>
     </w:pPr>
     <w:rPr>
       <w:sz w:val="52"/>
       <w:szCs w:val="52"/>
     </w:rPr>
   </w:style>
-  <w:style w:type="paragraph" w:styleId="Subtitle">
+  <w:style w:type="paragraph" w:styleId="Sous-titre">
     <w:name w:val="Subtitle"/>
     <w:basedOn w:val="Normal"/>
     <w:next w:val="Normal"/>
+    <w:uiPriority w:val="11"/>
+    <w:qFormat/>
     <w:pPr>
-      <w:keepNext w:val="1"/>
-      <w:keepLines w:val="1"/>
-      <w:pageBreakBefore w:val="0"/>
-      <w:spacing w:after="320" w:before="0" w:lineRule="auto"/>
+      <w:keepNext/>
+      <w:keepLines/>
+      <w:spacing w:after="320"/>
     </w:pPr>
     <w:rPr>
-      <w:rFonts w:ascii="Arial" w:cs="Arial" w:eastAsia="Arial" w:hAnsi="Arial"/>
-      <w:i w:val="0"/>
-      <w:iCs w:val="0"/>
       <w:color w:val="666666"/>
       <w:sz w:val="30"/>
       <w:szCs w:val="30"/>
+    </w:rPr>
+  </w:style>
+  <w:style w:type="character" w:styleId="Lienhypertexte">
+    <w:name w:val="Hyperlink"/>
+    <w:basedOn w:val="Policepardfaut"/>
+    <w:uiPriority w:val="99"/>
+    <w:unhideWhenUsed/>
+    <w:rsid w:val="002A0561"/>
+    <w:rPr>
+      <w:color w:val="0000FF" w:themeColor="hyperlink"/>
+      <w:u w:val="single"/>
+    </w:rPr>
+  </w:style>
+  <w:style w:type="character" w:styleId="Mentionnonrsolue">
+    <w:name w:val="Unresolved Mention"/>
+    <w:basedOn w:val="Policepardfaut"/>
+    <w:uiPriority w:val="99"/>
+    <w:semiHidden/>
+    <w:unhideWhenUsed/>
+    <w:rsid w:val="002A0561"/>
+    <w:rPr>
+      <w:color w:val="605E5C"/>
+      <w:shd w:val="clear" w:color="auto" w:fill="E1DFDD"/>
     </w:rPr>
   </w:style>
 </w:styles>
